--- a/docs/answers/as-trigonometricidentities-radians.docx
+++ b/docs/answers/as-trigonometricidentities-radians.docx
@@ -52,7 +52,7 @@
         </w:rPr>
         <w:t xml:space="preserve"> </w:t>
       </w:r>
-      <w:hyperlink r:id="rId20">
+      <w:hyperlink r:id="rId9">
         <w:r>
           <w:rPr>
             <w:rStyle w:val="Hyperlink"/>
@@ -82,7 +82,7 @@
         <w:t xml:space="preserve">Please attempt the questions before reading these answers!</w:t>
       </w:r>
     </w:p>
-    <w:bookmarkStart w:id="21" w:name="q1"/>
+    <w:bookmarkStart w:id="10" w:name="q1"/>
     <w:p>
       <w:pPr>
         <w:pStyle w:val="Heading2"/>
@@ -108,47 +108,51 @@
         <m:r>
           <m:t>2</m:t>
         </m:r>
-        <m:d>
-          <m:dPr>
-            <m:begChr m:val="("/>
-            <m:sepChr m:val=""/>
-            <m:endChr m:val=")"/>
-            <m:grow/>
-          </m:dPr>
+        <m:r>
+          <m:rPr>
+            <m:sty m:val="p"/>
+          </m:rPr>
+          <m:t>(</m:t>
+        </m:r>
+        <m:r>
+          <m:t>6</m:t>
+        </m:r>
+        <m:sSup>
           <m:e>
             <m:r>
-              <m:t>6</m:t>
-            </m:r>
-            <m:sSup>
-              <m:e>
-                <m:r>
-                  <m:rPr>
-                    <m:sty m:val="p"/>
-                  </m:rPr>
-                  <m:t>sin</m:t>
-                </m:r>
-              </m:e>
-              <m:sup>
-                <m:r>
-                  <m:t>2</m:t>
-                </m:r>
-              </m:sup>
-            </m:sSup>
-            <m:d>
-              <m:dPr>
-                <m:begChr m:val="("/>
-                <m:sepChr m:val=""/>
-                <m:endChr m:val=")"/>
-                <m:grow/>
-              </m:dPr>
-              <m:e>
-                <m:r>
-                  <m:t>θ</m:t>
-                </m:r>
-              </m:e>
-            </m:d>
+              <m:rPr>
+                <m:sty m:val="p"/>
+              </m:rPr>
+              <m:t>sin</m:t>
+            </m:r>
           </m:e>
-        </m:d>
+          <m:sup>
+            <m:r>
+              <m:t>2</m:t>
+            </m:r>
+          </m:sup>
+        </m:sSup>
+        <m:r>
+          <m:rPr>
+            <m:sty m:val="p"/>
+          </m:rPr>
+          <m:t>(</m:t>
+        </m:r>
+        <m:r>
+          <m:t>θ</m:t>
+        </m:r>
+        <m:r>
+          <m:rPr>
+            <m:sty m:val="p"/>
+          </m:rPr>
+          <m:t>)</m:t>
+        </m:r>
+        <m:r>
+          <m:rPr>
+            <m:sty m:val="p"/>
+          </m:rPr>
+          <m:t>)</m:t>
+        </m:r>
         <m:r>
           <m:rPr>
             <m:sty m:val="p"/>
@@ -158,47 +162,51 @@
         <m:r>
           <m:t>3</m:t>
         </m:r>
-        <m:d>
-          <m:dPr>
-            <m:begChr m:val="("/>
-            <m:sepChr m:val=""/>
-            <m:endChr m:val=")"/>
-            <m:grow/>
-          </m:dPr>
+        <m:r>
+          <m:rPr>
+            <m:sty m:val="p"/>
+          </m:rPr>
+          <m:t>(</m:t>
+        </m:r>
+        <m:r>
+          <m:t>4</m:t>
+        </m:r>
+        <m:sSup>
           <m:e>
             <m:r>
-              <m:t>4</m:t>
-            </m:r>
-            <m:sSup>
-              <m:e>
-                <m:r>
-                  <m:rPr>
-                    <m:sty m:val="p"/>
-                  </m:rPr>
-                  <m:t>cos</m:t>
-                </m:r>
-              </m:e>
-              <m:sup>
-                <m:r>
-                  <m:t>2</m:t>
-                </m:r>
-              </m:sup>
-            </m:sSup>
-            <m:d>
-              <m:dPr>
-                <m:begChr m:val="("/>
-                <m:sepChr m:val=""/>
-                <m:endChr m:val=")"/>
-                <m:grow/>
-              </m:dPr>
-              <m:e>
-                <m:r>
-                  <m:t>θ</m:t>
-                </m:r>
-              </m:e>
-            </m:d>
+              <m:rPr>
+                <m:sty m:val="p"/>
+              </m:rPr>
+              <m:t>cos</m:t>
+            </m:r>
           </m:e>
-        </m:d>
+          <m:sup>
+            <m:r>
+              <m:t>2</m:t>
+            </m:r>
+          </m:sup>
+        </m:sSup>
+        <m:r>
+          <m:rPr>
+            <m:sty m:val="p"/>
+          </m:rPr>
+          <m:t>(</m:t>
+        </m:r>
+        <m:r>
+          <m:t>θ</m:t>
+        </m:r>
+        <m:r>
+          <m:rPr>
+            <m:sty m:val="p"/>
+          </m:rPr>
+          <m:t>)</m:t>
+        </m:r>
+        <m:r>
+          <m:rPr>
+            <m:sty m:val="p"/>
+          </m:rPr>
+          <m:t>)</m:t>
+        </m:r>
         <m:r>
           <m:rPr>
             <m:sty m:val="p"/>
@@ -208,78 +216,84 @@
         <m:r>
           <m:t>12</m:t>
         </m:r>
-        <m:d>
-          <m:dPr>
-            <m:begChr m:val="("/>
-            <m:sepChr m:val=""/>
-            <m:endChr m:val=")"/>
-            <m:grow/>
-          </m:dPr>
+        <m:r>
+          <m:rPr>
+            <m:sty m:val="p"/>
+          </m:rPr>
+          <m:t>(</m:t>
+        </m:r>
+        <m:sSup>
           <m:e>
-            <m:sSup>
-              <m:e>
-                <m:r>
-                  <m:rPr>
-                    <m:sty m:val="p"/>
-                  </m:rPr>
-                  <m:t>sin</m:t>
-                </m:r>
-              </m:e>
-              <m:sup>
-                <m:r>
-                  <m:t>2</m:t>
-                </m:r>
-              </m:sup>
-            </m:sSup>
-            <m:d>
-              <m:dPr>
-                <m:begChr m:val="("/>
-                <m:sepChr m:val=""/>
-                <m:endChr m:val=")"/>
-                <m:grow/>
-              </m:dPr>
-              <m:e>
-                <m:r>
-                  <m:t>θ</m:t>
-                </m:r>
-              </m:e>
-            </m:d>
-            <m:r>
-              <m:rPr>
-                <m:sty m:val="p"/>
-              </m:rPr>
-              <m:t>+</m:t>
-            </m:r>
-            <m:sSup>
-              <m:e>
-                <m:r>
-                  <m:rPr>
-                    <m:sty m:val="p"/>
-                  </m:rPr>
-                  <m:t>cos</m:t>
-                </m:r>
-              </m:e>
-              <m:sup>
-                <m:r>
-                  <m:t>2</m:t>
-                </m:r>
-              </m:sup>
-            </m:sSup>
-            <m:d>
-              <m:dPr>
-                <m:begChr m:val="("/>
-                <m:sepChr m:val=""/>
-                <m:endChr m:val=")"/>
-                <m:grow/>
-              </m:dPr>
-              <m:e>
-                <m:r>
-                  <m:t>θ</m:t>
-                </m:r>
-              </m:e>
-            </m:d>
+            <m:r>
+              <m:rPr>
+                <m:sty m:val="p"/>
+              </m:rPr>
+              <m:t>sin</m:t>
+            </m:r>
           </m:e>
-        </m:d>
+          <m:sup>
+            <m:r>
+              <m:t>2</m:t>
+            </m:r>
+          </m:sup>
+        </m:sSup>
+        <m:r>
+          <m:rPr>
+            <m:sty m:val="p"/>
+          </m:rPr>
+          <m:t>(</m:t>
+        </m:r>
+        <m:r>
+          <m:t>θ</m:t>
+        </m:r>
+        <m:r>
+          <m:rPr>
+            <m:sty m:val="p"/>
+          </m:rPr>
+          <m:t>)</m:t>
+        </m:r>
+        <m:r>
+          <m:rPr>
+            <m:sty m:val="p"/>
+          </m:rPr>
+          <m:t>+</m:t>
+        </m:r>
+        <m:sSup>
+          <m:e>
+            <m:r>
+              <m:rPr>
+                <m:sty m:val="p"/>
+              </m:rPr>
+              <m:t>cos</m:t>
+            </m:r>
+          </m:e>
+          <m:sup>
+            <m:r>
+              <m:t>2</m:t>
+            </m:r>
+          </m:sup>
+        </m:sSup>
+        <m:r>
+          <m:rPr>
+            <m:sty m:val="p"/>
+          </m:rPr>
+          <m:t>(</m:t>
+        </m:r>
+        <m:r>
+          <m:t>θ</m:t>
+        </m:r>
+        <m:r>
+          <m:rPr>
+            <m:sty m:val="p"/>
+          </m:rPr>
+          <m:t>)</m:t>
+        </m:r>
+        <m:r>
+          <m:rPr>
+            <m:sty m:val="p"/>
+          </m:rPr>
+          <m:t>)</m:t>
+        </m:r>
         <m:r>
           <m:rPr>
             <m:sty m:val="p"/>
@@ -308,47 +322,51 @@
         <m:r>
           <m:t>10</m:t>
         </m:r>
-        <m:d>
-          <m:dPr>
-            <m:begChr m:val="("/>
-            <m:sepChr m:val=""/>
-            <m:endChr m:val=")"/>
-            <m:grow/>
-          </m:dPr>
+        <m:r>
+          <m:rPr>
+            <m:sty m:val="p"/>
+          </m:rPr>
+          <m:t>(</m:t>
+        </m:r>
+        <m:r>
+          <m:t>7</m:t>
+        </m:r>
+        <m:sSup>
           <m:e>
             <m:r>
-              <m:t>7</m:t>
-            </m:r>
-            <m:sSup>
-              <m:e>
-                <m:r>
-                  <m:rPr>
-                    <m:sty m:val="p"/>
-                  </m:rPr>
-                  <m:t>sin</m:t>
-                </m:r>
-              </m:e>
-              <m:sup>
-                <m:r>
-                  <m:t>2</m:t>
-                </m:r>
-              </m:sup>
-            </m:sSup>
-            <m:d>
-              <m:dPr>
-                <m:begChr m:val="("/>
-                <m:sepChr m:val=""/>
-                <m:endChr m:val=")"/>
-                <m:grow/>
-              </m:dPr>
-              <m:e>
-                <m:r>
-                  <m:t>θ</m:t>
-                </m:r>
-              </m:e>
-            </m:d>
+              <m:rPr>
+                <m:sty m:val="p"/>
+              </m:rPr>
+              <m:t>sin</m:t>
+            </m:r>
           </m:e>
-        </m:d>
+          <m:sup>
+            <m:r>
+              <m:t>2</m:t>
+            </m:r>
+          </m:sup>
+        </m:sSup>
+        <m:r>
+          <m:rPr>
+            <m:sty m:val="p"/>
+          </m:rPr>
+          <m:t>(</m:t>
+        </m:r>
+        <m:r>
+          <m:t>θ</m:t>
+        </m:r>
+        <m:r>
+          <m:rPr>
+            <m:sty m:val="p"/>
+          </m:rPr>
+          <m:t>)</m:t>
+        </m:r>
+        <m:r>
+          <m:rPr>
+            <m:sty m:val="p"/>
+          </m:rPr>
+          <m:t>)</m:t>
+        </m:r>
         <m:r>
           <m:rPr>
             <m:sty m:val="p"/>
@@ -358,47 +376,51 @@
         <m:r>
           <m:t>14</m:t>
         </m:r>
-        <m:d>
-          <m:dPr>
-            <m:begChr m:val="("/>
-            <m:sepChr m:val=""/>
-            <m:endChr m:val=")"/>
-            <m:grow/>
-          </m:dPr>
+        <m:r>
+          <m:rPr>
+            <m:sty m:val="p"/>
+          </m:rPr>
+          <m:t>(</m:t>
+        </m:r>
+        <m:r>
+          <m:t>5</m:t>
+        </m:r>
+        <m:sSup>
           <m:e>
             <m:r>
-              <m:t>5</m:t>
-            </m:r>
-            <m:sSup>
-              <m:e>
-                <m:r>
-                  <m:rPr>
-                    <m:sty m:val="p"/>
-                  </m:rPr>
-                  <m:t>cos</m:t>
-                </m:r>
-              </m:e>
-              <m:sup>
-                <m:r>
-                  <m:t>2</m:t>
-                </m:r>
-              </m:sup>
-            </m:sSup>
-            <m:d>
-              <m:dPr>
-                <m:begChr m:val="("/>
-                <m:sepChr m:val=""/>
-                <m:endChr m:val=")"/>
-                <m:grow/>
-              </m:dPr>
-              <m:e>
-                <m:r>
-                  <m:t>θ</m:t>
-                </m:r>
-              </m:e>
-            </m:d>
+              <m:rPr>
+                <m:sty m:val="p"/>
+              </m:rPr>
+              <m:t>cos</m:t>
+            </m:r>
           </m:e>
-        </m:d>
+          <m:sup>
+            <m:r>
+              <m:t>2</m:t>
+            </m:r>
+          </m:sup>
+        </m:sSup>
+        <m:r>
+          <m:rPr>
+            <m:sty m:val="p"/>
+          </m:rPr>
+          <m:t>(</m:t>
+        </m:r>
+        <m:r>
+          <m:t>θ</m:t>
+        </m:r>
+        <m:r>
+          <m:rPr>
+            <m:sty m:val="p"/>
+          </m:rPr>
+          <m:t>)</m:t>
+        </m:r>
+        <m:r>
+          <m:rPr>
+            <m:sty m:val="p"/>
+          </m:rPr>
+          <m:t>)</m:t>
+        </m:r>
         <m:r>
           <m:rPr>
             <m:sty m:val="p"/>
@@ -460,19 +482,21 @@
                     </m:r>
                   </m:sup>
                 </m:sSup>
-                <m:d>
-                  <m:dPr>
-                    <m:begChr m:val="("/>
-                    <m:sepChr m:val=""/>
-                    <m:endChr m:val=")"/>
-                    <m:grow/>
-                  </m:dPr>
-                  <m:e>
-                    <m:r>
-                      <m:t>θ</m:t>
-                    </m:r>
-                  </m:e>
-                </m:d>
+                <m:r>
+                  <m:rPr>
+                    <m:sty m:val="p"/>
+                  </m:rPr>
+                  <m:t>(</m:t>
+                </m:r>
+                <m:r>
+                  <m:t>θ</m:t>
+                </m:r>
+                <m:r>
+                  <m:rPr>
+                    <m:sty m:val="p"/>
+                  </m:rPr>
+                  <m:t>)</m:t>
+                </m:r>
               </m:den>
             </m:f>
           </m:e>
@@ -519,19 +543,21 @@
                     </m:r>
                   </m:sup>
                 </m:sSup>
-                <m:d>
-                  <m:dPr>
-                    <m:begChr m:val="("/>
-                    <m:sepChr m:val=""/>
-                    <m:endChr m:val=")"/>
-                    <m:grow/>
-                  </m:dPr>
-                  <m:e>
-                    <m:r>
-                      <m:t>θ</m:t>
-                    </m:r>
-                  </m:e>
-                </m:d>
+                <m:r>
+                  <m:rPr>
+                    <m:sty m:val="p"/>
+                  </m:rPr>
+                  <m:t>(</m:t>
+                </m:r>
+                <m:r>
+                  <m:t>θ</m:t>
+                </m:r>
+                <m:r>
+                  <m:rPr>
+                    <m:sty m:val="p"/>
+                  </m:rPr>
+                  <m:t>)</m:t>
+                </m:r>
               </m:den>
             </m:f>
           </m:e>
@@ -561,80 +587,20 @@
         <m:r>
           <m:t> </m:t>
         </m:r>
+        <m:r>
+          <m:rPr>
+            <m:sty m:val="p"/>
+          </m:rPr>
+          <m:t>(</m:t>
+        </m:r>
         <m:sSup>
           <m:e>
-            <m:d>
-              <m:dPr>
-                <m:begChr m:val="("/>
-                <m:sepChr m:val=""/>
-                <m:endChr m:val=")"/>
-                <m:grow/>
-              </m:dPr>
-              <m:e>
-                <m:sSup>
-                  <m:e>
-                    <m:r>
-                      <m:rPr>
-                        <m:sty m:val="p"/>
-                      </m:rPr>
-                      <m:t>cos</m:t>
-                    </m:r>
-                  </m:e>
-                  <m:sup>
-                    <m:r>
-                      <m:t>2</m:t>
-                    </m:r>
-                  </m:sup>
-                </m:sSup>
-                <m:d>
-                  <m:dPr>
-                    <m:begChr m:val="("/>
-                    <m:sepChr m:val=""/>
-                    <m:endChr m:val=")"/>
-                    <m:grow/>
-                  </m:dPr>
-                  <m:e>
-                    <m:r>
-                      <m:t>θ</m:t>
-                    </m:r>
-                  </m:e>
-                </m:d>
-                <m:r>
-                  <m:rPr>
-                    <m:sty m:val="p"/>
-                  </m:rPr>
-                  <m:t>−</m:t>
-                </m:r>
-                <m:sSup>
-                  <m:e>
-                    <m:r>
-                      <m:rPr>
-                        <m:sty m:val="p"/>
-                      </m:rPr>
-                      <m:t>sin</m:t>
-                    </m:r>
-                  </m:e>
-                  <m:sup>
-                    <m:r>
-                      <m:t>2</m:t>
-                    </m:r>
-                  </m:sup>
-                </m:sSup>
-                <m:d>
-                  <m:dPr>
-                    <m:begChr m:val="("/>
-                    <m:sepChr m:val=""/>
-                    <m:endChr m:val=")"/>
-                    <m:grow/>
-                  </m:dPr>
-                  <m:e>
-                    <m:r>
-                      <m:t>θ</m:t>
-                    </m:r>
-                  </m:e>
-                </m:d>
-              </m:e>
-            </m:d>
+            <m:r>
+              <m:rPr>
+                <m:sty m:val="p"/>
+              </m:rPr>
+              <m:t>cos</m:t>
+            </m:r>
           </m:e>
           <m:sup>
             <m:r>
@@ -646,10 +612,22 @@
           <m:rPr>
             <m:sty m:val="p"/>
           </m:rPr>
-          <m:t>+</m:t>
-        </m:r>
-        <m:r>
-          <m:t>4</m:t>
+          <m:t>(</m:t>
+        </m:r>
+        <m:r>
+          <m:t>θ</m:t>
+        </m:r>
+        <m:r>
+          <m:rPr>
+            <m:sty m:val="p"/>
+          </m:rPr>
+          <m:t>)</m:t>
+        </m:r>
+        <m:r>
+          <m:rPr>
+            <m:sty m:val="p"/>
+          </m:rPr>
+          <m:t>−</m:t>
         </m:r>
         <m:sSup>
           <m:e>
@@ -666,26 +644,28 @@
             </m:r>
           </m:sup>
         </m:sSup>
-        <m:d>
-          <m:dPr>
-            <m:begChr m:val="("/>
-            <m:sepChr m:val=""/>
-            <m:endChr m:val=")"/>
-            <m:grow/>
-          </m:dPr>
-          <m:e>
-            <m:r>
-              <m:t>θ</m:t>
-            </m:r>
-          </m:e>
-        </m:d>
+        <m:r>
+          <m:rPr>
+            <m:sty m:val="p"/>
+          </m:rPr>
+          <m:t>(</m:t>
+        </m:r>
+        <m:r>
+          <m:t>θ</m:t>
+        </m:r>
+        <m:r>
+          <m:rPr>
+            <m:sty m:val="p"/>
+          </m:rPr>
+          <m:t>)</m:t>
+        </m:r>
         <m:sSup>
           <m:e>
             <m:r>
               <m:rPr>
                 <m:sty m:val="p"/>
               </m:rPr>
-              <m:t>cos</m:t>
+              <m:t>)</m:t>
             </m:r>
           </m:e>
           <m:sup>
@@ -694,24 +674,14 @@
             </m:r>
           </m:sup>
         </m:sSup>
-        <m:d>
-          <m:dPr>
-            <m:begChr m:val="("/>
-            <m:sepChr m:val=""/>
-            <m:endChr m:val=")"/>
-            <m:grow/>
-          </m:dPr>
-          <m:e>
-            <m:r>
-              <m:t>θ</m:t>
-            </m:r>
-          </m:e>
-        </m:d>
-        <m:r>
-          <m:rPr>
-            <m:sty m:val="p"/>
-          </m:rPr>
-          <m:t>=</m:t>
+        <m:r>
+          <m:rPr>
+            <m:sty m:val="p"/>
+          </m:rPr>
+          <m:t>+</m:t>
+        </m:r>
+        <m:r>
+          <m:t>4</m:t>
         </m:r>
         <m:sSup>
           <m:e>
@@ -719,7 +689,7 @@
               <m:rPr>
                 <m:sty m:val="p"/>
               </m:rPr>
-              <m:t>cos</m:t>
+              <m:t>sin</m:t>
             </m:r>
           </m:e>
           <m:sup>
@@ -728,27 +698,20 @@
             </m:r>
           </m:sup>
         </m:sSup>
-        <m:d>
-          <m:dPr>
-            <m:begChr m:val="("/>
-            <m:sepChr m:val=""/>
-            <m:endChr m:val=")"/>
-            <m:grow/>
-          </m:dPr>
-          <m:e>
-            <m:r>
-              <m:t>2</m:t>
-            </m:r>
-            <m:r>
-              <m:t>θ</m:t>
-            </m:r>
-          </m:e>
-        </m:d>
-        <m:r>
-          <m:rPr>
-            <m:sty m:val="p"/>
-          </m:rPr>
-          <m:t>+</m:t>
+        <m:r>
+          <m:rPr>
+            <m:sty m:val="p"/>
+          </m:rPr>
+          <m:t>(</m:t>
+        </m:r>
+        <m:r>
+          <m:t>θ</m:t>
+        </m:r>
+        <m:r>
+          <m:rPr>
+            <m:sty m:val="p"/>
+          </m:rPr>
+          <m:t>)</m:t>
         </m:r>
         <m:sSup>
           <m:e>
@@ -756,7 +719,7 @@
               <m:rPr>
                 <m:sty m:val="p"/>
               </m:rPr>
-              <m:t>sin</m:t>
+              <m:t>cos</m:t>
             </m:r>
           </m:e>
           <m:sup>
@@ -765,22 +728,99 @@
             </m:r>
           </m:sup>
         </m:sSup>
-        <m:d>
-          <m:dPr>
-            <m:begChr m:val="("/>
-            <m:sepChr m:val=""/>
-            <m:endChr m:val=")"/>
-            <m:grow/>
-          </m:dPr>
+        <m:r>
+          <m:rPr>
+            <m:sty m:val="p"/>
+          </m:rPr>
+          <m:t>(</m:t>
+        </m:r>
+        <m:r>
+          <m:t>θ</m:t>
+        </m:r>
+        <m:r>
+          <m:rPr>
+            <m:sty m:val="p"/>
+          </m:rPr>
+          <m:t>)</m:t>
+        </m:r>
+        <m:r>
+          <m:rPr>
+            <m:sty m:val="p"/>
+          </m:rPr>
+          <m:t>=</m:t>
+        </m:r>
+        <m:sSup>
           <m:e>
             <m:r>
+              <m:rPr>
+                <m:sty m:val="p"/>
+              </m:rPr>
+              <m:t>cos</m:t>
+            </m:r>
+          </m:e>
+          <m:sup>
+            <m:r>
               <m:t>2</m:t>
             </m:r>
-            <m:r>
-              <m:t>θ</m:t>
+          </m:sup>
+        </m:sSup>
+        <m:r>
+          <m:rPr>
+            <m:sty m:val="p"/>
+          </m:rPr>
+          <m:t>(</m:t>
+        </m:r>
+        <m:r>
+          <m:t>2</m:t>
+        </m:r>
+        <m:r>
+          <m:t>θ</m:t>
+        </m:r>
+        <m:r>
+          <m:rPr>
+            <m:sty m:val="p"/>
+          </m:rPr>
+          <m:t>)</m:t>
+        </m:r>
+        <m:r>
+          <m:rPr>
+            <m:sty m:val="p"/>
+          </m:rPr>
+          <m:t>+</m:t>
+        </m:r>
+        <m:sSup>
+          <m:e>
+            <m:r>
+              <m:rPr>
+                <m:sty m:val="p"/>
+              </m:rPr>
+              <m:t>sin</m:t>
             </m:r>
           </m:e>
-        </m:d>
+          <m:sup>
+            <m:r>
+              <m:t>2</m:t>
+            </m:r>
+          </m:sup>
+        </m:sSup>
+        <m:r>
+          <m:rPr>
+            <m:sty m:val="p"/>
+          </m:rPr>
+          <m:t>(</m:t>
+        </m:r>
+        <m:r>
+          <m:t>2</m:t>
+        </m:r>
+        <m:r>
+          <m:t>θ</m:t>
+        </m:r>
+        <m:r>
+          <m:rPr>
+            <m:sty m:val="p"/>
+          </m:rPr>
+          <m:t>)</m:t>
+        </m:r>
         <m:r>
           <m:rPr>
             <m:sty m:val="p"/>
@@ -815,56 +855,60 @@
           </m:rPr>
           <m:t>sin</m:t>
         </m:r>
-        <m:d>
-          <m:dPr>
-            <m:begChr m:val="("/>
-            <m:sepChr m:val=""/>
-            <m:endChr m:val=")"/>
-            <m:grow/>
-          </m:dPr>
-          <m:e>
-            <m:r>
-              <m:t>π</m:t>
-            </m:r>
-            <m:r>
-              <m:rPr>
-                <m:sty m:val="p"/>
-              </m:rPr>
-              <m:t>/</m:t>
-            </m:r>
-            <m:r>
-              <m:t>6</m:t>
-            </m:r>
-          </m:e>
-        </m:d>
+        <m:r>
+          <m:rPr>
+            <m:sty m:val="p"/>
+          </m:rPr>
+          <m:t>(</m:t>
+        </m:r>
+        <m:r>
+          <m:t>π</m:t>
+        </m:r>
+        <m:r>
+          <m:rPr>
+            <m:sty m:val="p"/>
+          </m:rPr>
+          <m:t>/</m:t>
+        </m:r>
+        <m:r>
+          <m:t>6</m:t>
+        </m:r>
+        <m:r>
+          <m:rPr>
+            <m:sty m:val="p"/>
+          </m:rPr>
+          <m:t>)</m:t>
+        </m:r>
         <m:r>
           <m:rPr>
             <m:sty m:val="p"/>
           </m:rPr>
           <m:t>cos</m:t>
         </m:r>
-        <m:d>
-          <m:dPr>
-            <m:begChr m:val="("/>
-            <m:sepChr m:val=""/>
-            <m:endChr m:val=")"/>
-            <m:grow/>
-          </m:dPr>
-          <m:e>
-            <m:r>
-              <m:t>π</m:t>
-            </m:r>
-            <m:r>
-              <m:rPr>
-                <m:sty m:val="p"/>
-              </m:rPr>
-              <m:t>/</m:t>
-            </m:r>
-            <m:r>
-              <m:t>12</m:t>
-            </m:r>
-          </m:e>
-        </m:d>
+        <m:r>
+          <m:rPr>
+            <m:sty m:val="p"/>
+          </m:rPr>
+          <m:t>(</m:t>
+        </m:r>
+        <m:r>
+          <m:t>π</m:t>
+        </m:r>
+        <m:r>
+          <m:rPr>
+            <m:sty m:val="p"/>
+          </m:rPr>
+          <m:t>/</m:t>
+        </m:r>
+        <m:r>
+          <m:t>12</m:t>
+        </m:r>
+        <m:r>
+          <m:rPr>
+            <m:sty m:val="p"/>
+          </m:rPr>
+          <m:t>)</m:t>
+        </m:r>
         <m:r>
           <m:rPr>
             <m:sty m:val="p"/>
@@ -880,56 +924,60 @@
           </m:rPr>
           <m:t>cos</m:t>
         </m:r>
-        <m:d>
-          <m:dPr>
-            <m:begChr m:val="("/>
-            <m:sepChr m:val=""/>
-            <m:endChr m:val=")"/>
-            <m:grow/>
-          </m:dPr>
-          <m:e>
-            <m:r>
-              <m:t>π</m:t>
-            </m:r>
-            <m:r>
-              <m:rPr>
-                <m:sty m:val="p"/>
-              </m:rPr>
-              <m:t>/</m:t>
-            </m:r>
-            <m:r>
-              <m:t>6</m:t>
-            </m:r>
-          </m:e>
-        </m:d>
+        <m:r>
+          <m:rPr>
+            <m:sty m:val="p"/>
+          </m:rPr>
+          <m:t>(</m:t>
+        </m:r>
+        <m:r>
+          <m:t>π</m:t>
+        </m:r>
+        <m:r>
+          <m:rPr>
+            <m:sty m:val="p"/>
+          </m:rPr>
+          <m:t>/</m:t>
+        </m:r>
+        <m:r>
+          <m:t>6</m:t>
+        </m:r>
+        <m:r>
+          <m:rPr>
+            <m:sty m:val="p"/>
+          </m:rPr>
+          <m:t>)</m:t>
+        </m:r>
         <m:r>
           <m:rPr>
             <m:sty m:val="p"/>
           </m:rPr>
           <m:t>sin</m:t>
         </m:r>
-        <m:d>
-          <m:dPr>
-            <m:begChr m:val="("/>
-            <m:sepChr m:val=""/>
-            <m:endChr m:val=")"/>
-            <m:grow/>
-          </m:dPr>
-          <m:e>
-            <m:r>
-              <m:t>π</m:t>
-            </m:r>
-            <m:r>
-              <m:rPr>
-                <m:sty m:val="p"/>
-              </m:rPr>
-              <m:t>/</m:t>
-            </m:r>
-            <m:r>
-              <m:t>12</m:t>
-            </m:r>
-          </m:e>
-        </m:d>
+        <m:r>
+          <m:rPr>
+            <m:sty m:val="p"/>
+          </m:rPr>
+          <m:t>(</m:t>
+        </m:r>
+        <m:r>
+          <m:t>π</m:t>
+        </m:r>
+        <m:r>
+          <m:rPr>
+            <m:sty m:val="p"/>
+          </m:rPr>
+          <m:t>/</m:t>
+        </m:r>
+        <m:r>
+          <m:t>12</m:t>
+        </m:r>
+        <m:r>
+          <m:rPr>
+            <m:sty m:val="p"/>
+          </m:rPr>
+          <m:t>)</m:t>
+        </m:r>
         <m:r>
           <m:rPr>
             <m:sty m:val="p"/>
@@ -945,46 +993,48 @@
           </m:rPr>
           <m:t>sin</m:t>
         </m:r>
-        <m:d>
-          <m:dPr>
-            <m:begChr m:val="("/>
-            <m:sepChr m:val=""/>
-            <m:endChr m:val=")"/>
-            <m:grow/>
-          </m:dPr>
-          <m:e>
-            <m:r>
-              <m:t>π</m:t>
-            </m:r>
-            <m:r>
-              <m:rPr>
-                <m:sty m:val="p"/>
-              </m:rPr>
-              <m:t>/</m:t>
-            </m:r>
-            <m:r>
-              <m:t>6</m:t>
-            </m:r>
-            <m:r>
-              <m:rPr>
-                <m:sty m:val="p"/>
-              </m:rPr>
-              <m:t>+</m:t>
-            </m:r>
-            <m:r>
-              <m:t>π</m:t>
-            </m:r>
-            <m:r>
-              <m:rPr>
-                <m:sty m:val="p"/>
-              </m:rPr>
-              <m:t>/</m:t>
-            </m:r>
-            <m:r>
-              <m:t>12</m:t>
-            </m:r>
-          </m:e>
-        </m:d>
+        <m:r>
+          <m:rPr>
+            <m:sty m:val="p"/>
+          </m:rPr>
+          <m:t>(</m:t>
+        </m:r>
+        <m:r>
+          <m:t>π</m:t>
+        </m:r>
+        <m:r>
+          <m:rPr>
+            <m:sty m:val="p"/>
+          </m:rPr>
+          <m:t>/</m:t>
+        </m:r>
+        <m:r>
+          <m:t>6</m:t>
+        </m:r>
+        <m:r>
+          <m:rPr>
+            <m:sty m:val="p"/>
+          </m:rPr>
+          <m:t>+</m:t>
+        </m:r>
+        <m:r>
+          <m:t>π</m:t>
+        </m:r>
+        <m:r>
+          <m:rPr>
+            <m:sty m:val="p"/>
+          </m:rPr>
+          <m:t>/</m:t>
+        </m:r>
+        <m:r>
+          <m:t>12</m:t>
+        </m:r>
+        <m:r>
+          <m:rPr>
+            <m:sty m:val="p"/>
+          </m:rPr>
+          <m:t>)</m:t>
+        </m:r>
         <m:r>
           <m:rPr>
             <m:sty m:val="p"/>
@@ -1000,28 +1050,30 @@
           </m:rPr>
           <m:t>sin</m:t>
         </m:r>
-        <m:d>
-          <m:dPr>
-            <m:begChr m:val="("/>
-            <m:sepChr m:val=""/>
-            <m:endChr m:val=")"/>
-            <m:grow/>
-          </m:dPr>
-          <m:e>
-            <m:r>
-              <m:t>π</m:t>
-            </m:r>
-            <m:r>
-              <m:rPr>
-                <m:sty m:val="p"/>
-              </m:rPr>
-              <m:t>/</m:t>
-            </m:r>
-            <m:r>
-              <m:t>4</m:t>
-            </m:r>
-          </m:e>
-        </m:d>
+        <m:r>
+          <m:rPr>
+            <m:sty m:val="p"/>
+          </m:rPr>
+          <m:t>(</m:t>
+        </m:r>
+        <m:r>
+          <m:t>π</m:t>
+        </m:r>
+        <m:r>
+          <m:rPr>
+            <m:sty m:val="p"/>
+          </m:rPr>
+          <m:t>/</m:t>
+        </m:r>
+        <m:r>
+          <m:t>4</m:t>
+        </m:r>
+        <m:r>
+          <m:rPr>
+            <m:sty m:val="p"/>
+          </m:rPr>
+          <m:t>)</m:t>
+        </m:r>
         <m:r>
           <m:rPr>
             <m:sty m:val="p"/>
@@ -1064,56 +1116,60 @@
           </m:rPr>
           <m:t>cos</m:t>
         </m:r>
-        <m:d>
-          <m:dPr>
-            <m:begChr m:val="("/>
-            <m:sepChr m:val=""/>
-            <m:endChr m:val=")"/>
-            <m:grow/>
-          </m:dPr>
-          <m:e>
-            <m:r>
-              <m:t>π</m:t>
-            </m:r>
-            <m:r>
-              <m:rPr>
-                <m:sty m:val="p"/>
-              </m:rPr>
-              <m:t>/</m:t>
-            </m:r>
-            <m:r>
-              <m:t>4</m:t>
-            </m:r>
-          </m:e>
-        </m:d>
+        <m:r>
+          <m:rPr>
+            <m:sty m:val="p"/>
+          </m:rPr>
+          <m:t>(</m:t>
+        </m:r>
+        <m:r>
+          <m:t>π</m:t>
+        </m:r>
+        <m:r>
+          <m:rPr>
+            <m:sty m:val="p"/>
+          </m:rPr>
+          <m:t>/</m:t>
+        </m:r>
+        <m:r>
+          <m:t>4</m:t>
+        </m:r>
+        <m:r>
+          <m:rPr>
+            <m:sty m:val="p"/>
+          </m:rPr>
+          <m:t>)</m:t>
+        </m:r>
         <m:r>
           <m:rPr>
             <m:sty m:val="p"/>
           </m:rPr>
           <m:t>cos</m:t>
         </m:r>
-        <m:d>
-          <m:dPr>
-            <m:begChr m:val="("/>
-            <m:sepChr m:val=""/>
-            <m:endChr m:val=")"/>
-            <m:grow/>
-          </m:dPr>
-          <m:e>
-            <m:r>
-              <m:t>π</m:t>
-            </m:r>
-            <m:r>
-              <m:rPr>
-                <m:sty m:val="p"/>
-              </m:rPr>
-              <m:t>/</m:t>
-            </m:r>
-            <m:r>
-              <m:t>12</m:t>
-            </m:r>
-          </m:e>
-        </m:d>
+        <m:r>
+          <m:rPr>
+            <m:sty m:val="p"/>
+          </m:rPr>
+          <m:t>(</m:t>
+        </m:r>
+        <m:r>
+          <m:t>π</m:t>
+        </m:r>
+        <m:r>
+          <m:rPr>
+            <m:sty m:val="p"/>
+          </m:rPr>
+          <m:t>/</m:t>
+        </m:r>
+        <m:r>
+          <m:t>12</m:t>
+        </m:r>
+        <m:r>
+          <m:rPr>
+            <m:sty m:val="p"/>
+          </m:rPr>
+          <m:t>)</m:t>
+        </m:r>
         <m:r>
           <m:rPr>
             <m:sty m:val="p"/>
@@ -1129,56 +1185,60 @@
           </m:rPr>
           <m:t>sin</m:t>
         </m:r>
-        <m:d>
-          <m:dPr>
-            <m:begChr m:val="("/>
-            <m:sepChr m:val=""/>
-            <m:endChr m:val=")"/>
-            <m:grow/>
-          </m:dPr>
-          <m:e>
-            <m:r>
-              <m:t>π</m:t>
-            </m:r>
-            <m:r>
-              <m:rPr>
-                <m:sty m:val="p"/>
-              </m:rPr>
-              <m:t>/</m:t>
-            </m:r>
-            <m:r>
-              <m:t>4</m:t>
-            </m:r>
-          </m:e>
-        </m:d>
+        <m:r>
+          <m:rPr>
+            <m:sty m:val="p"/>
+          </m:rPr>
+          <m:t>(</m:t>
+        </m:r>
+        <m:r>
+          <m:t>π</m:t>
+        </m:r>
+        <m:r>
+          <m:rPr>
+            <m:sty m:val="p"/>
+          </m:rPr>
+          <m:t>/</m:t>
+        </m:r>
+        <m:r>
+          <m:t>4</m:t>
+        </m:r>
+        <m:r>
+          <m:rPr>
+            <m:sty m:val="p"/>
+          </m:rPr>
+          <m:t>)</m:t>
+        </m:r>
         <m:r>
           <m:rPr>
             <m:sty m:val="p"/>
           </m:rPr>
           <m:t>sin</m:t>
         </m:r>
-        <m:d>
-          <m:dPr>
-            <m:begChr m:val="("/>
-            <m:sepChr m:val=""/>
-            <m:endChr m:val=")"/>
-            <m:grow/>
-          </m:dPr>
-          <m:e>
-            <m:r>
-              <m:t>π</m:t>
-            </m:r>
-            <m:r>
-              <m:rPr>
-                <m:sty m:val="p"/>
-              </m:rPr>
-              <m:t>/</m:t>
-            </m:r>
-            <m:r>
-              <m:t>12</m:t>
-            </m:r>
-          </m:e>
-        </m:d>
+        <m:r>
+          <m:rPr>
+            <m:sty m:val="p"/>
+          </m:rPr>
+          <m:t>(</m:t>
+        </m:r>
+        <m:r>
+          <m:t>π</m:t>
+        </m:r>
+        <m:r>
+          <m:rPr>
+            <m:sty m:val="p"/>
+          </m:rPr>
+          <m:t>/</m:t>
+        </m:r>
+        <m:r>
+          <m:t>12</m:t>
+        </m:r>
+        <m:r>
+          <m:rPr>
+            <m:sty m:val="p"/>
+          </m:rPr>
+          <m:t>)</m:t>
+        </m:r>
         <m:r>
           <m:rPr>
             <m:sty m:val="p"/>
@@ -1194,28 +1254,30 @@
           </m:rPr>
           <m:t>cos</m:t>
         </m:r>
-        <m:d>
-          <m:dPr>
-            <m:begChr m:val="("/>
-            <m:sepChr m:val=""/>
-            <m:endChr m:val=")"/>
-            <m:grow/>
-          </m:dPr>
-          <m:e>
-            <m:r>
-              <m:t>π</m:t>
-            </m:r>
-            <m:r>
-              <m:rPr>
-                <m:sty m:val="p"/>
-              </m:rPr>
-              <m:t>/</m:t>
-            </m:r>
-            <m:r>
-              <m:t>3</m:t>
-            </m:r>
-          </m:e>
-        </m:d>
+        <m:r>
+          <m:rPr>
+            <m:sty m:val="p"/>
+          </m:rPr>
+          <m:t>(</m:t>
+        </m:r>
+        <m:r>
+          <m:t>π</m:t>
+        </m:r>
+        <m:r>
+          <m:rPr>
+            <m:sty m:val="p"/>
+          </m:rPr>
+          <m:t>/</m:t>
+        </m:r>
+        <m:r>
+          <m:t>3</m:t>
+        </m:r>
+        <m:r>
+          <m:rPr>
+            <m:sty m:val="p"/>
+          </m:rPr>
+          <m:t>)</m:t>
+        </m:r>
         <m:r>
           <m:rPr>
             <m:sty m:val="p"/>
@@ -1259,31 +1321,33 @@
           </m:rPr>
           <m:t>sin</m:t>
         </m:r>
-        <m:d>
-          <m:dPr>
-            <m:begChr m:val="("/>
-            <m:sepChr m:val=""/>
-            <m:endChr m:val=")"/>
-            <m:grow/>
-          </m:dPr>
-          <m:e>
-            <m:r>
-              <m:t>5</m:t>
-            </m:r>
-            <m:r>
-              <m:t>π</m:t>
-            </m:r>
-            <m:r>
-              <m:rPr>
-                <m:sty m:val="p"/>
-              </m:rPr>
-              <m:t>/</m:t>
-            </m:r>
-            <m:r>
-              <m:t>6</m:t>
-            </m:r>
-          </m:e>
-        </m:d>
+        <m:r>
+          <m:rPr>
+            <m:sty m:val="p"/>
+          </m:rPr>
+          <m:t>(</m:t>
+        </m:r>
+        <m:r>
+          <m:t>5</m:t>
+        </m:r>
+        <m:r>
+          <m:t>π</m:t>
+        </m:r>
+        <m:r>
+          <m:rPr>
+            <m:sty m:val="p"/>
+          </m:rPr>
+          <m:t>/</m:t>
+        </m:r>
+        <m:r>
+          <m:t>6</m:t>
+        </m:r>
+        <m:r>
+          <m:rPr>
+            <m:sty m:val="p"/>
+          </m:rPr>
+          <m:t>)</m:t>
+        </m:r>
         <m:r>
           <m:rPr>
             <m:sty m:val="p"/>
@@ -1296,28 +1360,30 @@
           </m:rPr>
           <m:t>sin</m:t>
         </m:r>
-        <m:d>
-          <m:dPr>
-            <m:begChr m:val="("/>
-            <m:sepChr m:val=""/>
-            <m:endChr m:val=")"/>
-            <m:grow/>
-          </m:dPr>
-          <m:e>
-            <m:r>
-              <m:t>π</m:t>
-            </m:r>
-            <m:r>
-              <m:rPr>
-                <m:sty m:val="p"/>
-              </m:rPr>
-              <m:t>/</m:t>
-            </m:r>
-            <m:r>
-              <m:t>6</m:t>
-            </m:r>
-          </m:e>
-        </m:d>
+        <m:r>
+          <m:rPr>
+            <m:sty m:val="p"/>
+          </m:rPr>
+          <m:t>(</m:t>
+        </m:r>
+        <m:r>
+          <m:t>π</m:t>
+        </m:r>
+        <m:r>
+          <m:rPr>
+            <m:sty m:val="p"/>
+          </m:rPr>
+          <m:t>/</m:t>
+        </m:r>
+        <m:r>
+          <m:t>6</m:t>
+        </m:r>
+        <m:r>
+          <m:rPr>
+            <m:sty m:val="p"/>
+          </m:rPr>
+          <m:t>)</m:t>
+        </m:r>
         <m:r>
           <m:rPr>
             <m:sty m:val="p"/>
@@ -1404,56 +1470,60 @@
           </m:rPr>
           <m:t>sin</m:t>
         </m:r>
-        <m:d>
-          <m:dPr>
-            <m:begChr m:val="("/>
-            <m:sepChr m:val=""/>
-            <m:endChr m:val=")"/>
-            <m:grow/>
-          </m:dPr>
-          <m:e>
-            <m:r>
-              <m:t>π</m:t>
-            </m:r>
-            <m:r>
-              <m:rPr>
-                <m:sty m:val="p"/>
-              </m:rPr>
-              <m:t>/</m:t>
-            </m:r>
-            <m:r>
-              <m:t>2</m:t>
-            </m:r>
-          </m:e>
-        </m:d>
+        <m:r>
+          <m:rPr>
+            <m:sty m:val="p"/>
+          </m:rPr>
+          <m:t>(</m:t>
+        </m:r>
+        <m:r>
+          <m:t>π</m:t>
+        </m:r>
+        <m:r>
+          <m:rPr>
+            <m:sty m:val="p"/>
+          </m:rPr>
+          <m:t>/</m:t>
+        </m:r>
+        <m:r>
+          <m:t>2</m:t>
+        </m:r>
+        <m:r>
+          <m:rPr>
+            <m:sty m:val="p"/>
+          </m:rPr>
+          <m:t>)</m:t>
+        </m:r>
         <m:r>
           <m:rPr>
             <m:sty m:val="p"/>
           </m:rPr>
           <m:t>cos</m:t>
         </m:r>
-        <m:d>
-          <m:dPr>
-            <m:begChr m:val="("/>
-            <m:sepChr m:val=""/>
-            <m:endChr m:val=")"/>
-            <m:grow/>
-          </m:dPr>
-          <m:e>
-            <m:r>
-              <m:t>π</m:t>
-            </m:r>
-            <m:r>
-              <m:rPr>
-                <m:sty m:val="p"/>
-              </m:rPr>
-              <m:t>/</m:t>
-            </m:r>
-            <m:r>
-              <m:t>3</m:t>
-            </m:r>
-          </m:e>
-        </m:d>
+        <m:r>
+          <m:rPr>
+            <m:sty m:val="p"/>
+          </m:rPr>
+          <m:t>(</m:t>
+        </m:r>
+        <m:r>
+          <m:t>π</m:t>
+        </m:r>
+        <m:r>
+          <m:rPr>
+            <m:sty m:val="p"/>
+          </m:rPr>
+          <m:t>/</m:t>
+        </m:r>
+        <m:r>
+          <m:t>3</m:t>
+        </m:r>
+        <m:r>
+          <m:rPr>
+            <m:sty m:val="p"/>
+          </m:rPr>
+          <m:t>)</m:t>
+        </m:r>
         <m:r>
           <m:rPr>
             <m:sty m:val="p"/>
@@ -1485,31 +1555,33 @@
           </m:rPr>
           <m:t>cos</m:t>
         </m:r>
-        <m:d>
-          <m:dPr>
-            <m:begChr m:val="("/>
-            <m:sepChr m:val=""/>
-            <m:endChr m:val=")"/>
-            <m:grow/>
-          </m:dPr>
-          <m:e>
-            <m:r>
-              <m:t>5</m:t>
-            </m:r>
-            <m:r>
-              <m:t>π</m:t>
-            </m:r>
-            <m:r>
-              <m:rPr>
-                <m:sty m:val="p"/>
-              </m:rPr>
-              <m:t>/</m:t>
-            </m:r>
-            <m:r>
-              <m:t>6</m:t>
-            </m:r>
-          </m:e>
-        </m:d>
+        <m:r>
+          <m:rPr>
+            <m:sty m:val="p"/>
+          </m:rPr>
+          <m:t>(</m:t>
+        </m:r>
+        <m:r>
+          <m:t>5</m:t>
+        </m:r>
+        <m:r>
+          <m:t>π</m:t>
+        </m:r>
+        <m:r>
+          <m:rPr>
+            <m:sty m:val="p"/>
+          </m:rPr>
+          <m:t>/</m:t>
+        </m:r>
+        <m:r>
+          <m:t>6</m:t>
+        </m:r>
+        <m:r>
+          <m:rPr>
+            <m:sty m:val="p"/>
+          </m:rPr>
+          <m:t>)</m:t>
+        </m:r>
         <m:r>
           <m:rPr>
             <m:sty m:val="p"/>
@@ -1522,28 +1594,30 @@
           </m:rPr>
           <m:t>sin</m:t>
         </m:r>
-        <m:d>
-          <m:dPr>
-            <m:begChr m:val="("/>
-            <m:sepChr m:val=""/>
-            <m:endChr m:val=")"/>
-            <m:grow/>
-          </m:dPr>
-          <m:e>
-            <m:r>
-              <m:t>π</m:t>
-            </m:r>
-            <m:r>
-              <m:rPr>
-                <m:sty m:val="p"/>
-              </m:rPr>
-              <m:t>/</m:t>
-            </m:r>
-            <m:r>
-              <m:t>6</m:t>
-            </m:r>
-          </m:e>
-        </m:d>
+        <m:r>
+          <m:rPr>
+            <m:sty m:val="p"/>
+          </m:rPr>
+          <m:t>(</m:t>
+        </m:r>
+        <m:r>
+          <m:t>π</m:t>
+        </m:r>
+        <m:r>
+          <m:rPr>
+            <m:sty m:val="p"/>
+          </m:rPr>
+          <m:t>/</m:t>
+        </m:r>
+        <m:r>
+          <m:t>6</m:t>
+        </m:r>
+        <m:r>
+          <m:rPr>
+            <m:sty m:val="p"/>
+          </m:rPr>
+          <m:t>)</m:t>
+        </m:r>
         <m:r>
           <m:rPr>
             <m:sty m:val="p"/>
@@ -1559,56 +1633,60 @@
           </m:rPr>
           <m:t>cos</m:t>
         </m:r>
-        <m:d>
-          <m:dPr>
-            <m:begChr m:val="("/>
-            <m:sepChr m:val=""/>
-            <m:endChr m:val=")"/>
-            <m:grow/>
-          </m:dPr>
-          <m:e>
-            <m:r>
-              <m:t>π</m:t>
-            </m:r>
-            <m:r>
-              <m:rPr>
-                <m:sty m:val="p"/>
-              </m:rPr>
-              <m:t>/</m:t>
-            </m:r>
-            <m:r>
-              <m:t>2</m:t>
-            </m:r>
-          </m:e>
-        </m:d>
+        <m:r>
+          <m:rPr>
+            <m:sty m:val="p"/>
+          </m:rPr>
+          <m:t>(</m:t>
+        </m:r>
+        <m:r>
+          <m:t>π</m:t>
+        </m:r>
+        <m:r>
+          <m:rPr>
+            <m:sty m:val="p"/>
+          </m:rPr>
+          <m:t>/</m:t>
+        </m:r>
+        <m:r>
+          <m:t>2</m:t>
+        </m:r>
+        <m:r>
+          <m:rPr>
+            <m:sty m:val="p"/>
+          </m:rPr>
+          <m:t>)</m:t>
+        </m:r>
         <m:r>
           <m:rPr>
             <m:sty m:val="p"/>
           </m:rPr>
           <m:t>cos</m:t>
         </m:r>
-        <m:d>
-          <m:dPr>
-            <m:begChr m:val="("/>
-            <m:sepChr m:val=""/>
-            <m:endChr m:val=")"/>
-            <m:grow/>
-          </m:dPr>
-          <m:e>
-            <m:r>
-              <m:t>π</m:t>
-            </m:r>
-            <m:r>
-              <m:rPr>
-                <m:sty m:val="p"/>
-              </m:rPr>
-              <m:t>/</m:t>
-            </m:r>
-            <m:r>
-              <m:t>3</m:t>
-            </m:r>
-          </m:e>
-        </m:d>
+        <m:r>
+          <m:rPr>
+            <m:sty m:val="p"/>
+          </m:rPr>
+          <m:t>(</m:t>
+        </m:r>
+        <m:r>
+          <m:t>π</m:t>
+        </m:r>
+        <m:r>
+          <m:rPr>
+            <m:sty m:val="p"/>
+          </m:rPr>
+          <m:t>/</m:t>
+        </m:r>
+        <m:r>
+          <m:t>3</m:t>
+        </m:r>
+        <m:r>
+          <m:rPr>
+            <m:sty m:val="p"/>
+          </m:rPr>
+          <m:t>)</m:t>
+        </m:r>
         <m:r>
           <m:rPr>
             <m:sty m:val="p"/>
@@ -1620,8 +1698,8 @@
         </m:r>
       </m:oMath>
     </w:p>
-    <w:bookmarkEnd w:id="21"/>
-    <w:bookmarkStart w:id="22" w:name="q2"/>
+    <w:bookmarkEnd w:id="10"/>
+    <w:bookmarkStart w:id="11" w:name="q2"/>
     <w:p>
       <w:pPr>
         <w:pStyle w:val="Heading2"/>
@@ -1650,44 +1728,48 @@
           </m:rPr>
           <m:t>tan</m:t>
         </m:r>
-        <m:d>
-          <m:dPr>
-            <m:begChr m:val="("/>
-            <m:sepChr m:val=""/>
-            <m:endChr m:val=")"/>
-            <m:grow/>
-          </m:dPr>
-          <m:e>
-            <m:r>
-              <m:t>θ</m:t>
-            </m:r>
-          </m:e>
-        </m:d>
+        <m:r>
+          <m:rPr>
+            <m:sty m:val="p"/>
+          </m:rPr>
+          <m:t>(</m:t>
+        </m:r>
+        <m:r>
+          <m:t>θ</m:t>
+        </m:r>
+        <m:r>
+          <m:rPr>
+            <m:sty m:val="p"/>
+          </m:rPr>
+          <m:t>)</m:t>
+        </m:r>
         <m:r>
           <m:rPr>
             <m:sty m:val="p"/>
           </m:rPr>
           <m:t>cos</m:t>
         </m:r>
-        <m:d>
-          <m:dPr>
-            <m:begChr m:val="("/>
-            <m:sepChr m:val=""/>
-            <m:endChr m:val=")"/>
-            <m:grow/>
-          </m:dPr>
-          <m:e>
-            <m:r>
-              <m:rPr>
-                <m:sty m:val="p"/>
-              </m:rPr>
-              <m:t>−</m:t>
-            </m:r>
-            <m:r>
-              <m:t>θ</m:t>
-            </m:r>
-          </m:e>
-        </m:d>
+        <m:r>
+          <m:rPr>
+            <m:sty m:val="p"/>
+          </m:rPr>
+          <m:t>(</m:t>
+        </m:r>
+        <m:r>
+          <m:rPr>
+            <m:sty m:val="p"/>
+          </m:rPr>
+          <m:t>−</m:t>
+        </m:r>
+        <m:r>
+          <m:t>θ</m:t>
+        </m:r>
+        <m:r>
+          <m:rPr>
+            <m:sty m:val="p"/>
+          </m:rPr>
+          <m:t>)</m:t>
+        </m:r>
         <m:r>
           <m:rPr>
             <m:sty m:val="p"/>
@@ -1705,19 +1787,21 @@
               </m:rPr>
               <m:t>sin</m:t>
             </m:r>
-            <m:d>
-              <m:dPr>
-                <m:begChr m:val="("/>
-                <m:sepChr m:val=""/>
-                <m:endChr m:val=")"/>
-                <m:grow/>
-              </m:dPr>
-              <m:e>
-                <m:r>
-                  <m:t>θ</m:t>
-                </m:r>
-              </m:e>
-            </m:d>
+            <m:r>
+              <m:rPr>
+                <m:sty m:val="p"/>
+              </m:rPr>
+              <m:t>(</m:t>
+            </m:r>
+            <m:r>
+              <m:t>θ</m:t>
+            </m:r>
+            <m:r>
+              <m:rPr>
+                <m:sty m:val="p"/>
+              </m:rPr>
+              <m:t>)</m:t>
+            </m:r>
           </m:num>
           <m:den>
             <m:r>
@@ -1726,19 +1810,21 @@
               </m:rPr>
               <m:t>cos</m:t>
             </m:r>
-            <m:d>
-              <m:dPr>
-                <m:begChr m:val="("/>
-                <m:sepChr m:val=""/>
-                <m:endChr m:val=")"/>
-                <m:grow/>
-              </m:dPr>
-              <m:e>
-                <m:r>
-                  <m:t>θ</m:t>
-                </m:r>
-              </m:e>
-            </m:d>
+            <m:r>
+              <m:rPr>
+                <m:sty m:val="p"/>
+              </m:rPr>
+              <m:t>(</m:t>
+            </m:r>
+            <m:r>
+              <m:t>θ</m:t>
+            </m:r>
+            <m:r>
+              <m:rPr>
+                <m:sty m:val="p"/>
+              </m:rPr>
+              <m:t>)</m:t>
+            </m:r>
           </m:den>
         </m:f>
         <m:r>
@@ -1753,19 +1839,21 @@
           </m:rPr>
           <m:t>cos</m:t>
         </m:r>
-        <m:d>
-          <m:dPr>
-            <m:begChr m:val="("/>
-            <m:sepChr m:val=""/>
-            <m:endChr m:val=")"/>
-            <m:grow/>
-          </m:dPr>
-          <m:e>
-            <m:r>
-              <m:t>θ</m:t>
-            </m:r>
-          </m:e>
-        </m:d>
+        <m:r>
+          <m:rPr>
+            <m:sty m:val="p"/>
+          </m:rPr>
+          <m:t>(</m:t>
+        </m:r>
+        <m:r>
+          <m:t>θ</m:t>
+        </m:r>
+        <m:r>
+          <m:rPr>
+            <m:sty m:val="p"/>
+          </m:rPr>
+          <m:t>)</m:t>
+        </m:r>
         <m:r>
           <m:rPr>
             <m:sty m:val="p"/>
@@ -1778,19 +1866,21 @@
           </m:rPr>
           <m:t>sin</m:t>
         </m:r>
-        <m:d>
-          <m:dPr>
-            <m:begChr m:val="("/>
-            <m:sepChr m:val=""/>
-            <m:endChr m:val=")"/>
-            <m:grow/>
-          </m:dPr>
-          <m:e>
-            <m:r>
-              <m:t>θ</m:t>
-            </m:r>
-          </m:e>
-        </m:d>
+        <m:r>
+          <m:rPr>
+            <m:sty m:val="p"/>
+          </m:rPr>
+          <m:t>(</m:t>
+        </m:r>
+        <m:r>
+          <m:t>θ</m:t>
+        </m:r>
+        <m:r>
+          <m:rPr>
+            <m:sty m:val="p"/>
+          </m:rPr>
+          <m:t>)</m:t>
+        </m:r>
       </m:oMath>
     </w:p>
     <w:p>
@@ -1813,75 +1903,81 @@
           </m:rPr>
           <m:t>tan</m:t>
         </m:r>
-        <m:d>
-          <m:dPr>
-            <m:begChr m:val="("/>
-            <m:sepChr m:val=""/>
-            <m:endChr m:val=")"/>
-            <m:grow/>
-          </m:dPr>
-          <m:e>
-            <m:r>
-              <m:rPr>
-                <m:sty m:val="p"/>
-              </m:rPr>
-              <m:t>−</m:t>
-            </m:r>
-            <m:r>
-              <m:t>θ</m:t>
-            </m:r>
-          </m:e>
-        </m:d>
+        <m:r>
+          <m:rPr>
+            <m:sty m:val="p"/>
+          </m:rPr>
+          <m:t>(</m:t>
+        </m:r>
+        <m:r>
+          <m:rPr>
+            <m:sty m:val="p"/>
+          </m:rPr>
+          <m:t>−</m:t>
+        </m:r>
+        <m:r>
+          <m:t>θ</m:t>
+        </m:r>
+        <m:r>
+          <m:rPr>
+            <m:sty m:val="p"/>
+          </m:rPr>
+          <m:t>)</m:t>
+        </m:r>
         <m:r>
           <m:rPr>
             <m:sty m:val="p"/>
           </m:rPr>
           <m:t>csc</m:t>
         </m:r>
-        <m:d>
-          <m:dPr>
-            <m:begChr m:val="("/>
-            <m:sepChr m:val=""/>
-            <m:endChr m:val=")"/>
-            <m:grow/>
-          </m:dPr>
-          <m:e>
-            <m:r>
-              <m:rPr>
-                <m:sty m:val="p"/>
-              </m:rPr>
-              <m:t>−</m:t>
-            </m:r>
-            <m:r>
-              <m:t>θ</m:t>
-            </m:r>
-          </m:e>
-        </m:d>
+        <m:r>
+          <m:rPr>
+            <m:sty m:val="p"/>
+          </m:rPr>
+          <m:t>(</m:t>
+        </m:r>
+        <m:r>
+          <m:rPr>
+            <m:sty m:val="p"/>
+          </m:rPr>
+          <m:t>−</m:t>
+        </m:r>
+        <m:r>
+          <m:t>θ</m:t>
+        </m:r>
+        <m:r>
+          <m:rPr>
+            <m:sty m:val="p"/>
+          </m:rPr>
+          <m:t>)</m:t>
+        </m:r>
         <m:r>
           <m:rPr>
             <m:sty m:val="p"/>
           </m:rPr>
           <m:t>sec</m:t>
         </m:r>
-        <m:d>
-          <m:dPr>
-            <m:begChr m:val="("/>
-            <m:sepChr m:val=""/>
-            <m:endChr m:val=")"/>
-            <m:grow/>
-          </m:dPr>
-          <m:e>
-            <m:r>
-              <m:rPr>
-                <m:sty m:val="p"/>
-              </m:rPr>
-              <m:t>−</m:t>
-            </m:r>
-            <m:r>
-              <m:t>θ</m:t>
-            </m:r>
-          </m:e>
-        </m:d>
+        <m:r>
+          <m:rPr>
+            <m:sty m:val="p"/>
+          </m:rPr>
+          <m:t>(</m:t>
+        </m:r>
+        <m:r>
+          <m:rPr>
+            <m:sty m:val="p"/>
+          </m:rPr>
+          <m:t>−</m:t>
+        </m:r>
+        <m:r>
+          <m:t>θ</m:t>
+        </m:r>
+        <m:r>
+          <m:rPr>
+            <m:sty m:val="p"/>
+          </m:rPr>
+          <m:t>)</m:t>
+        </m:r>
         <m:r>
           <m:rPr>
             <m:sty m:val="p"/>
@@ -1913,19 +2009,21 @@
                   </m:rPr>
                   <m:t>sin</m:t>
                 </m:r>
-                <m:d>
-                  <m:dPr>
-                    <m:begChr m:val="("/>
-                    <m:sepChr m:val=""/>
-                    <m:endChr m:val=")"/>
-                    <m:grow/>
-                  </m:dPr>
-                  <m:e>
-                    <m:r>
-                      <m:t>θ</m:t>
-                    </m:r>
-                  </m:e>
-                </m:d>
+                <m:r>
+                  <m:rPr>
+                    <m:sty m:val="p"/>
+                  </m:rPr>
+                  <m:t>(</m:t>
+                </m:r>
+                <m:r>
+                  <m:t>θ</m:t>
+                </m:r>
+                <m:r>
+                  <m:rPr>
+                    <m:sty m:val="p"/>
+                  </m:rPr>
+                  <m:t>)</m:t>
+                </m:r>
               </m:num>
               <m:den>
                 <m:r>
@@ -1934,19 +2032,21 @@
                   </m:rPr>
                   <m:t>cos</m:t>
                 </m:r>
-                <m:d>
-                  <m:dPr>
-                    <m:begChr m:val="("/>
-                    <m:sepChr m:val=""/>
-                    <m:endChr m:val=")"/>
-                    <m:grow/>
-                  </m:dPr>
-                  <m:e>
-                    <m:r>
-                      <m:t>θ</m:t>
-                    </m:r>
-                  </m:e>
-                </m:d>
+                <m:r>
+                  <m:rPr>
+                    <m:sty m:val="p"/>
+                  </m:rPr>
+                  <m:t>(</m:t>
+                </m:r>
+                <m:r>
+                  <m:t>θ</m:t>
+                </m:r>
+                <m:r>
+                  <m:rPr>
+                    <m:sty m:val="p"/>
+                  </m:rPr>
+                  <m:t>)</m:t>
+                </m:r>
               </m:den>
             </m:f>
           </m:e>
@@ -1981,19 +2081,21 @@
                   </m:rPr>
                   <m:t>sin</m:t>
                 </m:r>
-                <m:d>
-                  <m:dPr>
-                    <m:begChr m:val="("/>
-                    <m:sepChr m:val=""/>
-                    <m:endChr m:val=")"/>
-                    <m:grow/>
-                  </m:dPr>
-                  <m:e>
-                    <m:r>
-                      <m:t>θ</m:t>
-                    </m:r>
-                  </m:e>
-                </m:d>
+                <m:r>
+                  <m:rPr>
+                    <m:sty m:val="p"/>
+                  </m:rPr>
+                  <m:t>(</m:t>
+                </m:r>
+                <m:r>
+                  <m:t>θ</m:t>
+                </m:r>
+                <m:r>
+                  <m:rPr>
+                    <m:sty m:val="p"/>
+                  </m:rPr>
+                  <m:t>)</m:t>
+                </m:r>
               </m:den>
             </m:f>
           </m:e>
@@ -2022,19 +2124,21 @@
                   </m:rPr>
                   <m:t>cos</m:t>
                 </m:r>
-                <m:d>
-                  <m:dPr>
-                    <m:begChr m:val="("/>
-                    <m:sepChr m:val=""/>
-                    <m:endChr m:val=")"/>
-                    <m:grow/>
-                  </m:dPr>
-                  <m:e>
-                    <m:r>
-                      <m:t>θ</m:t>
-                    </m:r>
-                  </m:e>
-                </m:d>
+                <m:r>
+                  <m:rPr>
+                    <m:sty m:val="p"/>
+                  </m:rPr>
+                  <m:t>(</m:t>
+                </m:r>
+                <m:r>
+                  <m:t>θ</m:t>
+                </m:r>
+                <m:r>
+                  <m:rPr>
+                    <m:sty m:val="p"/>
+                  </m:rPr>
+                  <m:t>)</m:t>
+                </m:r>
               </m:den>
             </m:f>
           </m:e>
@@ -2078,19 +2182,21 @@
                     </m:r>
                   </m:sup>
                 </m:sSup>
-                <m:d>
-                  <m:dPr>
-                    <m:begChr m:val="("/>
-                    <m:sepChr m:val=""/>
-                    <m:endChr m:val=")"/>
-                    <m:grow/>
-                  </m:dPr>
-                  <m:e>
-                    <m:r>
-                      <m:t>θ</m:t>
-                    </m:r>
-                  </m:e>
-                </m:d>
+                <m:r>
+                  <m:rPr>
+                    <m:sty m:val="p"/>
+                  </m:rPr>
+                  <m:t>(</m:t>
+                </m:r>
+                <m:r>
+                  <m:t>θ</m:t>
+                </m:r>
+                <m:r>
+                  <m:rPr>
+                    <m:sty m:val="p"/>
+                  </m:rPr>
+                  <m:t>)</m:t>
+                </m:r>
               </m:den>
             </m:f>
           </m:e>
@@ -2116,19 +2222,21 @@
             </m:r>
           </m:sup>
         </m:sSup>
-        <m:d>
-          <m:dPr>
-            <m:begChr m:val="("/>
-            <m:sepChr m:val=""/>
-            <m:endChr m:val=")"/>
-            <m:grow/>
-          </m:dPr>
-          <m:e>
-            <m:r>
-              <m:t>θ</m:t>
-            </m:r>
-          </m:e>
-        </m:d>
+        <m:r>
+          <m:rPr>
+            <m:sty m:val="p"/>
+          </m:rPr>
+          <m:t>(</m:t>
+        </m:r>
+        <m:r>
+          <m:t>θ</m:t>
+        </m:r>
+        <m:r>
+          <m:rPr>
+            <m:sty m:val="p"/>
+          </m:rPr>
+          <m:t>)</m:t>
+        </m:r>
       </m:oMath>
     </w:p>
     <w:p>
@@ -2160,19 +2268,21 @@
             </m:r>
           </m:sup>
         </m:sSup>
-        <m:d>
-          <m:dPr>
-            <m:begChr m:val="("/>
-            <m:sepChr m:val=""/>
-            <m:endChr m:val=")"/>
-            <m:grow/>
-          </m:dPr>
-          <m:e>
-            <m:r>
-              <m:t>θ</m:t>
-            </m:r>
-          </m:e>
-        </m:d>
+        <m:r>
+          <m:rPr>
+            <m:sty m:val="p"/>
+          </m:rPr>
+          <m:t>(</m:t>
+        </m:r>
+        <m:r>
+          <m:t>θ</m:t>
+        </m:r>
+        <m:r>
+          <m:rPr>
+            <m:sty m:val="p"/>
+          </m:rPr>
+          <m:t>)</m:t>
+        </m:r>
         <m:r>
           <m:rPr>
             <m:sty m:val="p"/>
@@ -2194,19 +2304,21 @@
             </m:r>
           </m:sup>
         </m:sSup>
-        <m:d>
-          <m:dPr>
-            <m:begChr m:val="("/>
-            <m:sepChr m:val=""/>
-            <m:endChr m:val=")"/>
-            <m:grow/>
-          </m:dPr>
-          <m:e>
-            <m:r>
-              <m:t>θ</m:t>
-            </m:r>
-          </m:e>
-        </m:d>
+        <m:r>
+          <m:rPr>
+            <m:sty m:val="p"/>
+          </m:rPr>
+          <m:t>(</m:t>
+        </m:r>
+        <m:r>
+          <m:t>θ</m:t>
+        </m:r>
+        <m:r>
+          <m:rPr>
+            <m:sty m:val="p"/>
+          </m:rPr>
+          <m:t>)</m:t>
+        </m:r>
         <m:r>
           <m:rPr>
             <m:sty m:val="p"/>
@@ -2228,19 +2340,21 @@
             </m:r>
           </m:sup>
         </m:sSup>
-        <m:d>
-          <m:dPr>
-            <m:begChr m:val="("/>
-            <m:sepChr m:val=""/>
-            <m:endChr m:val=")"/>
-            <m:grow/>
-          </m:dPr>
-          <m:e>
-            <m:r>
-              <m:t>θ</m:t>
-            </m:r>
-          </m:e>
-        </m:d>
+        <m:r>
+          <m:rPr>
+            <m:sty m:val="p"/>
+          </m:rPr>
+          <m:t>(</m:t>
+        </m:r>
+        <m:r>
+          <m:t>θ</m:t>
+        </m:r>
+        <m:r>
+          <m:rPr>
+            <m:sty m:val="p"/>
+          </m:rPr>
+          <m:t>)</m:t>
+        </m:r>
         <m:r>
           <m:rPr>
             <m:sty m:val="p"/>
@@ -2262,19 +2376,21 @@
             </m:r>
           </m:sup>
         </m:sSup>
-        <m:d>
-          <m:dPr>
-            <m:begChr m:val="("/>
-            <m:sepChr m:val=""/>
-            <m:endChr m:val=")"/>
-            <m:grow/>
-          </m:dPr>
-          <m:e>
-            <m:r>
-              <m:t>θ</m:t>
-            </m:r>
-          </m:e>
-        </m:d>
+        <m:r>
+          <m:rPr>
+            <m:sty m:val="p"/>
+          </m:rPr>
+          <m:t>(</m:t>
+        </m:r>
+        <m:r>
+          <m:t>θ</m:t>
+        </m:r>
+        <m:r>
+          <m:rPr>
+            <m:sty m:val="p"/>
+          </m:rPr>
+          <m:t>)</m:t>
+        </m:r>
         <m:r>
           <m:rPr>
             <m:sty m:val="p"/>
@@ -2305,19 +2421,21 @@
             </m:r>
           </m:sup>
         </m:sSup>
-        <m:d>
-          <m:dPr>
-            <m:begChr m:val="("/>
-            <m:sepChr m:val=""/>
-            <m:endChr m:val=")"/>
-            <m:grow/>
-          </m:dPr>
-          <m:e>
-            <m:r>
-              <m:t>θ</m:t>
-            </m:r>
-          </m:e>
-        </m:d>
+        <m:r>
+          <m:rPr>
+            <m:sty m:val="p"/>
+          </m:rPr>
+          <m:t>(</m:t>
+        </m:r>
+        <m:r>
+          <m:t>θ</m:t>
+        </m:r>
+        <m:r>
+          <m:rPr>
+            <m:sty m:val="p"/>
+          </m:rPr>
+          <m:t>)</m:t>
+        </m:r>
       </m:oMath>
     </w:p>
     <w:p>
@@ -2348,19 +2466,21 @@
               </m:rPr>
               <m:t>sin</m:t>
             </m:r>
-            <m:d>
-              <m:dPr>
-                <m:begChr m:val="("/>
-                <m:sepChr m:val=""/>
-                <m:endChr m:val=")"/>
-                <m:grow/>
-              </m:dPr>
-              <m:e>
-                <m:r>
-                  <m:t>θ</m:t>
-                </m:r>
-              </m:e>
-            </m:d>
+            <m:r>
+              <m:rPr>
+                <m:sty m:val="p"/>
+              </m:rPr>
+              <m:t>(</m:t>
+            </m:r>
+            <m:r>
+              <m:t>θ</m:t>
+            </m:r>
+            <m:r>
+              <m:rPr>
+                <m:sty m:val="p"/>
+              </m:rPr>
+              <m:t>)</m:t>
+            </m:r>
           </m:num>
           <m:den>
             <m:r>
@@ -2369,66 +2489,72 @@
               </m:rPr>
               <m:t>cos</m:t>
             </m:r>
-            <m:d>
-              <m:dPr>
-                <m:begChr m:val="("/>
-                <m:sepChr m:val=""/>
-                <m:endChr m:val=")"/>
-                <m:grow/>
-              </m:dPr>
+            <m:r>
+              <m:rPr>
+                <m:sty m:val="p"/>
+              </m:rPr>
+              <m:t>(</m:t>
+            </m:r>
+            <m:r>
+              <m:t>θ</m:t>
+            </m:r>
+            <m:r>
+              <m:rPr>
+                <m:sty m:val="p"/>
+              </m:rPr>
+              <m:t>)</m:t>
+            </m:r>
+            <m:r>
+              <m:rPr>
+                <m:sty m:val="p"/>
+              </m:rPr>
+              <m:t>(</m:t>
+            </m:r>
+            <m:r>
+              <m:t>1</m:t>
+            </m:r>
+            <m:r>
+              <m:rPr>
+                <m:sty m:val="p"/>
+              </m:rPr>
+              <m:t>−</m:t>
+            </m:r>
+            <m:sSup>
               <m:e>
-                <m:r>
-                  <m:t>θ</m:t>
-                </m:r>
-              </m:e>
-            </m:d>
-            <m:d>
-              <m:dPr>
-                <m:begChr m:val="("/>
-                <m:sepChr m:val=""/>
-                <m:endChr m:val=")"/>
-                <m:grow/>
-              </m:dPr>
-              <m:e>
-                <m:r>
-                  <m:t>1</m:t>
-                </m:r>
                 <m:r>
                   <m:rPr>
                     <m:sty m:val="p"/>
                   </m:rPr>
-                  <m:t>−</m:t>
+                  <m:t>tan</m:t>
                 </m:r>
-                <m:sSup>
-                  <m:e>
-                    <m:r>
-                      <m:rPr>
-                        <m:sty m:val="p"/>
-                      </m:rPr>
-                      <m:t>tan</m:t>
-                    </m:r>
-                  </m:e>
-                  <m:sup>
-                    <m:r>
-                      <m:t>2</m:t>
-                    </m:r>
-                  </m:sup>
-                </m:sSup>
-                <m:d>
-                  <m:dPr>
-                    <m:begChr m:val="("/>
-                    <m:sepChr m:val=""/>
-                    <m:endChr m:val=")"/>
-                    <m:grow/>
-                  </m:dPr>
-                  <m:e>
-                    <m:r>
-                      <m:t>θ</m:t>
-                    </m:r>
-                  </m:e>
-                </m:d>
               </m:e>
-            </m:d>
+              <m:sup>
+                <m:r>
+                  <m:t>2</m:t>
+                </m:r>
+              </m:sup>
+            </m:sSup>
+            <m:r>
+              <m:rPr>
+                <m:sty m:val="p"/>
+              </m:rPr>
+              <m:t>(</m:t>
+            </m:r>
+            <m:r>
+              <m:t>θ</m:t>
+            </m:r>
+            <m:r>
+              <m:rPr>
+                <m:sty m:val="p"/>
+              </m:rPr>
+              <m:t>)</m:t>
+            </m:r>
+            <m:r>
+              <m:rPr>
+                <m:sty m:val="p"/>
+              </m:rPr>
+              <m:t>)</m:t>
+            </m:r>
           </m:den>
         </m:f>
         <m:r>
@@ -2443,22 +2569,24 @@
           </m:rPr>
           <m:t>tan</m:t>
         </m:r>
-        <m:d>
-          <m:dPr>
-            <m:begChr m:val="("/>
-            <m:sepChr m:val=""/>
-            <m:endChr m:val=")"/>
-            <m:grow/>
-          </m:dPr>
-          <m:e>
-            <m:r>
-              <m:t>2</m:t>
-            </m:r>
-            <m:r>
-              <m:t>θ</m:t>
-            </m:r>
-          </m:e>
-        </m:d>
+        <m:r>
+          <m:rPr>
+            <m:sty m:val="p"/>
+          </m:rPr>
+          <m:t>(</m:t>
+        </m:r>
+        <m:r>
+          <m:t>2</m:t>
+        </m:r>
+        <m:r>
+          <m:t>θ</m:t>
+        </m:r>
+        <m:r>
+          <m:rPr>
+            <m:sty m:val="p"/>
+          </m:rPr>
+          <m:t>)</m:t>
+        </m:r>
       </m:oMath>
     </w:p>
     <w:p>
@@ -2486,22 +2614,24 @@
               </m:rPr>
               <m:t>sin</m:t>
             </m:r>
-            <m:d>
-              <m:dPr>
-                <m:begChr m:val="("/>
-                <m:sepChr m:val=""/>
-                <m:endChr m:val=")"/>
-                <m:grow/>
-              </m:dPr>
-              <m:e>
-                <m:r>
-                  <m:t>7</m:t>
-                </m:r>
-                <m:r>
-                  <m:t>θ</m:t>
-                </m:r>
-              </m:e>
-            </m:d>
+            <m:r>
+              <m:rPr>
+                <m:sty m:val="p"/>
+              </m:rPr>
+              <m:t>(</m:t>
+            </m:r>
+            <m:r>
+              <m:t>7</m:t>
+            </m:r>
+            <m:r>
+              <m:t>θ</m:t>
+            </m:r>
+            <m:r>
+              <m:rPr>
+                <m:sty m:val="p"/>
+              </m:rPr>
+              <m:t>)</m:t>
+            </m:r>
             <m:r>
               <m:rPr>
                 <m:sty m:val="p"/>
@@ -2514,22 +2644,24 @@
               </m:rPr>
               <m:t>sin</m:t>
             </m:r>
-            <m:d>
-              <m:dPr>
-                <m:begChr m:val="("/>
-                <m:sepChr m:val=""/>
-                <m:endChr m:val=")"/>
-                <m:grow/>
-              </m:dPr>
-              <m:e>
-                <m:r>
-                  <m:t>3</m:t>
-                </m:r>
-                <m:r>
-                  <m:t>θ</m:t>
-                </m:r>
-              </m:e>
-            </m:d>
+            <m:r>
+              <m:rPr>
+                <m:sty m:val="p"/>
+              </m:rPr>
+              <m:t>(</m:t>
+            </m:r>
+            <m:r>
+              <m:t>3</m:t>
+            </m:r>
+            <m:r>
+              <m:t>θ</m:t>
+            </m:r>
+            <m:r>
+              <m:rPr>
+                <m:sty m:val="p"/>
+              </m:rPr>
+              <m:t>)</m:t>
+            </m:r>
           </m:num>
           <m:den>
             <m:r>
@@ -2538,22 +2670,24 @@
               </m:rPr>
               <m:t>cos</m:t>
             </m:r>
-            <m:d>
-              <m:dPr>
-                <m:begChr m:val="("/>
-                <m:sepChr m:val=""/>
-                <m:endChr m:val=")"/>
-                <m:grow/>
-              </m:dPr>
-              <m:e>
-                <m:r>
-                  <m:t>7</m:t>
-                </m:r>
-                <m:r>
-                  <m:t>θ</m:t>
-                </m:r>
-              </m:e>
-            </m:d>
+            <m:r>
+              <m:rPr>
+                <m:sty m:val="p"/>
+              </m:rPr>
+              <m:t>(</m:t>
+            </m:r>
+            <m:r>
+              <m:t>7</m:t>
+            </m:r>
+            <m:r>
+              <m:t>θ</m:t>
+            </m:r>
+            <m:r>
+              <m:rPr>
+                <m:sty m:val="p"/>
+              </m:rPr>
+              <m:t>)</m:t>
+            </m:r>
             <m:r>
               <m:rPr>
                 <m:sty m:val="p"/>
@@ -2566,22 +2700,24 @@
               </m:rPr>
               <m:t>cos</m:t>
             </m:r>
-            <m:d>
-              <m:dPr>
-                <m:begChr m:val="("/>
-                <m:sepChr m:val=""/>
-                <m:endChr m:val=")"/>
-                <m:grow/>
-              </m:dPr>
-              <m:e>
-                <m:r>
-                  <m:t>3</m:t>
-                </m:r>
-                <m:r>
-                  <m:t>θ</m:t>
-                </m:r>
-              </m:e>
-            </m:d>
+            <m:r>
+              <m:rPr>
+                <m:sty m:val="p"/>
+              </m:rPr>
+              <m:t>(</m:t>
+            </m:r>
+            <m:r>
+              <m:t>3</m:t>
+            </m:r>
+            <m:r>
+              <m:t>θ</m:t>
+            </m:r>
+            <m:r>
+              <m:rPr>
+                <m:sty m:val="p"/>
+              </m:rPr>
+              <m:t>)</m:t>
+            </m:r>
           </m:den>
         </m:f>
         <m:r>
@@ -2604,44 +2740,48 @@
               </m:rPr>
               <m:t>sin</m:t>
             </m:r>
-            <m:d>
-              <m:dPr>
-                <m:begChr m:val="("/>
-                <m:sepChr m:val=""/>
-                <m:endChr m:val=")"/>
-                <m:grow/>
-              </m:dPr>
-              <m:e>
-                <m:r>
-                  <m:t>5</m:t>
-                </m:r>
-                <m:r>
-                  <m:t>θ</m:t>
-                </m:r>
-              </m:e>
-            </m:d>
+            <m:r>
+              <m:rPr>
+                <m:sty m:val="p"/>
+              </m:rPr>
+              <m:t>(</m:t>
+            </m:r>
+            <m:r>
+              <m:t>5</m:t>
+            </m:r>
+            <m:r>
+              <m:t>θ</m:t>
+            </m:r>
+            <m:r>
+              <m:rPr>
+                <m:sty m:val="p"/>
+              </m:rPr>
+              <m:t>)</m:t>
+            </m:r>
             <m:r>
               <m:rPr>
                 <m:sty m:val="p"/>
               </m:rPr>
               <m:t>cos</m:t>
             </m:r>
-            <m:d>
-              <m:dPr>
-                <m:begChr m:val="("/>
-                <m:sepChr m:val=""/>
-                <m:endChr m:val=")"/>
-                <m:grow/>
-              </m:dPr>
-              <m:e>
-                <m:r>
-                  <m:t>2</m:t>
-                </m:r>
-                <m:r>
-                  <m:t>θ</m:t>
-                </m:r>
-              </m:e>
-            </m:d>
+            <m:r>
+              <m:rPr>
+                <m:sty m:val="p"/>
+              </m:rPr>
+              <m:t>(</m:t>
+            </m:r>
+            <m:r>
+              <m:t>2</m:t>
+            </m:r>
+            <m:r>
+              <m:t>θ</m:t>
+            </m:r>
+            <m:r>
+              <m:rPr>
+                <m:sty m:val="p"/>
+              </m:rPr>
+              <m:t>)</m:t>
+            </m:r>
           </m:num>
           <m:den>
             <m:r>
@@ -2659,44 +2799,48 @@
               </m:rPr>
               <m:t>sin</m:t>
             </m:r>
-            <m:d>
-              <m:dPr>
-                <m:begChr m:val="("/>
-                <m:sepChr m:val=""/>
-                <m:endChr m:val=")"/>
-                <m:grow/>
-              </m:dPr>
-              <m:e>
-                <m:r>
-                  <m:t>5</m:t>
-                </m:r>
-                <m:r>
-                  <m:t>θ</m:t>
-                </m:r>
-              </m:e>
-            </m:d>
+            <m:r>
+              <m:rPr>
+                <m:sty m:val="p"/>
+              </m:rPr>
+              <m:t>(</m:t>
+            </m:r>
+            <m:r>
+              <m:t>5</m:t>
+            </m:r>
+            <m:r>
+              <m:t>θ</m:t>
+            </m:r>
+            <m:r>
+              <m:rPr>
+                <m:sty m:val="p"/>
+              </m:rPr>
+              <m:t>)</m:t>
+            </m:r>
             <m:r>
               <m:rPr>
                 <m:sty m:val="p"/>
               </m:rPr>
               <m:t>sin</m:t>
             </m:r>
-            <m:d>
-              <m:dPr>
-                <m:begChr m:val="("/>
-                <m:sepChr m:val=""/>
-                <m:endChr m:val=")"/>
-                <m:grow/>
-              </m:dPr>
-              <m:e>
-                <m:r>
-                  <m:t>2</m:t>
-                </m:r>
-                <m:r>
-                  <m:t>θ</m:t>
-                </m:r>
-              </m:e>
-            </m:d>
+            <m:r>
+              <m:rPr>
+                <m:sty m:val="p"/>
+              </m:rPr>
+              <m:t>(</m:t>
+            </m:r>
+            <m:r>
+              <m:t>2</m:t>
+            </m:r>
+            <m:r>
+              <m:t>θ</m:t>
+            </m:r>
+            <m:r>
+              <m:rPr>
+                <m:sty m:val="p"/>
+              </m:rPr>
+              <m:t>)</m:t>
+            </m:r>
           </m:den>
         </m:f>
         <m:r>
@@ -2717,19 +2861,21 @@
           </m:rPr>
           <m:t>cot</m:t>
         </m:r>
-        <m:d>
-          <m:dPr>
-            <m:begChr m:val="("/>
-            <m:sepChr m:val=""/>
-            <m:endChr m:val=")"/>
-            <m:grow/>
-          </m:dPr>
-          <m:e>
-            <m:r>
-              <m:t>θ</m:t>
-            </m:r>
-          </m:e>
-        </m:d>
+        <m:r>
+          <m:rPr>
+            <m:sty m:val="p"/>
+          </m:rPr>
+          <m:t>(</m:t>
+        </m:r>
+        <m:r>
+          <m:t>θ</m:t>
+        </m:r>
+        <m:r>
+          <m:rPr>
+            <m:sty m:val="p"/>
+          </m:rPr>
+          <m:t>)</m:t>
+        </m:r>
       </m:oMath>
     </w:p>
     <w:p>
@@ -2757,22 +2903,24 @@
               </m:rPr>
               <m:t>sin</m:t>
             </m:r>
-            <m:d>
-              <m:dPr>
-                <m:begChr m:val="("/>
-                <m:sepChr m:val=""/>
-                <m:endChr m:val=")"/>
-                <m:grow/>
-              </m:dPr>
-              <m:e>
-                <m:r>
-                  <m:t>5</m:t>
-                </m:r>
-                <m:r>
-                  <m:t>θ</m:t>
-                </m:r>
-              </m:e>
-            </m:d>
+            <m:r>
+              <m:rPr>
+                <m:sty m:val="p"/>
+              </m:rPr>
+              <m:t>(</m:t>
+            </m:r>
+            <m:r>
+              <m:t>5</m:t>
+            </m:r>
+            <m:r>
+              <m:t>θ</m:t>
+            </m:r>
+            <m:r>
+              <m:rPr>
+                <m:sty m:val="p"/>
+              </m:rPr>
+              <m:t>)</m:t>
+            </m:r>
             <m:r>
               <m:rPr>
                 <m:sty m:val="p"/>
@@ -2785,19 +2933,21 @@
               </m:rPr>
               <m:t>sin</m:t>
             </m:r>
-            <m:d>
-              <m:dPr>
-                <m:begChr m:val="("/>
-                <m:sepChr m:val=""/>
-                <m:endChr m:val=")"/>
-                <m:grow/>
-              </m:dPr>
-              <m:e>
-                <m:r>
-                  <m:t>θ</m:t>
-                </m:r>
-              </m:e>
-            </m:d>
+            <m:r>
+              <m:rPr>
+                <m:sty m:val="p"/>
+              </m:rPr>
+              <m:t>(</m:t>
+            </m:r>
+            <m:r>
+              <m:t>θ</m:t>
+            </m:r>
+            <m:r>
+              <m:rPr>
+                <m:sty m:val="p"/>
+              </m:rPr>
+              <m:t>)</m:t>
+            </m:r>
           </m:num>
           <m:den>
             <m:r>
@@ -2806,22 +2956,24 @@
               </m:rPr>
               <m:t>cos</m:t>
             </m:r>
-            <m:d>
-              <m:dPr>
-                <m:begChr m:val="("/>
-                <m:sepChr m:val=""/>
-                <m:endChr m:val=")"/>
-                <m:grow/>
-              </m:dPr>
-              <m:e>
-                <m:r>
-                  <m:t>5</m:t>
-                </m:r>
-                <m:r>
-                  <m:t>θ</m:t>
-                </m:r>
-              </m:e>
-            </m:d>
+            <m:r>
+              <m:rPr>
+                <m:sty m:val="p"/>
+              </m:rPr>
+              <m:t>(</m:t>
+            </m:r>
+            <m:r>
+              <m:t>5</m:t>
+            </m:r>
+            <m:r>
+              <m:t>θ</m:t>
+            </m:r>
+            <m:r>
+              <m:rPr>
+                <m:sty m:val="p"/>
+              </m:rPr>
+              <m:t>)</m:t>
+            </m:r>
             <m:r>
               <m:rPr>
                 <m:sty m:val="p"/>
@@ -2834,19 +2986,21 @@
               </m:rPr>
               <m:t>cos</m:t>
             </m:r>
-            <m:d>
-              <m:dPr>
-                <m:begChr m:val="("/>
-                <m:sepChr m:val=""/>
-                <m:endChr m:val=")"/>
-                <m:grow/>
-              </m:dPr>
-              <m:e>
-                <m:r>
-                  <m:t>θ</m:t>
-                </m:r>
-              </m:e>
-            </m:d>
+            <m:r>
+              <m:rPr>
+                <m:sty m:val="p"/>
+              </m:rPr>
+              <m:t>(</m:t>
+            </m:r>
+            <m:r>
+              <m:t>θ</m:t>
+            </m:r>
+            <m:r>
+              <m:rPr>
+                <m:sty m:val="p"/>
+              </m:rPr>
+              <m:t>)</m:t>
+            </m:r>
           </m:den>
         </m:f>
         <m:r>
@@ -2861,26 +3015,28 @@
           </m:rPr>
           <m:t>tan</m:t>
         </m:r>
-        <m:d>
-          <m:dPr>
-            <m:begChr m:val="("/>
-            <m:sepChr m:val=""/>
-            <m:endChr m:val=")"/>
-            <m:grow/>
-          </m:dPr>
-          <m:e>
-            <m:r>
-              <m:t>2</m:t>
-            </m:r>
-            <m:r>
-              <m:t>θ</m:t>
-            </m:r>
-          </m:e>
-        </m:d>
+        <m:r>
+          <m:rPr>
+            <m:sty m:val="p"/>
+          </m:rPr>
+          <m:t>(</m:t>
+        </m:r>
+        <m:r>
+          <m:t>2</m:t>
+        </m:r>
+        <m:r>
+          <m:t>θ</m:t>
+        </m:r>
+        <m:r>
+          <m:rPr>
+            <m:sty m:val="p"/>
+          </m:rPr>
+          <m:t>)</m:t>
+        </m:r>
       </m:oMath>
     </w:p>
-    <w:bookmarkEnd w:id="22"/>
-    <w:bookmarkStart w:id="23" w:name="q3"/>
+    <w:bookmarkEnd w:id="11"/>
+    <w:bookmarkStart w:id="12" w:name="q3"/>
     <w:p>
       <w:pPr>
         <w:pStyle w:val="Heading2"/>
@@ -2906,31 +3062,33 @@
           </m:rPr>
           <m:t>cos</m:t>
         </m:r>
-        <m:d>
-          <m:dPr>
-            <m:begChr m:val="("/>
-            <m:sepChr m:val=""/>
-            <m:endChr m:val=")"/>
-            <m:grow/>
-          </m:dPr>
-          <m:e>
-            <m:r>
-              <m:t>5</m:t>
-            </m:r>
-            <m:r>
-              <m:t>π</m:t>
-            </m:r>
-            <m:r>
-              <m:rPr>
-                <m:sty m:val="p"/>
-              </m:rPr>
-              <m:t>/</m:t>
-            </m:r>
-            <m:r>
-              <m:t>6</m:t>
-            </m:r>
-          </m:e>
-        </m:d>
+        <m:r>
+          <m:rPr>
+            <m:sty m:val="p"/>
+          </m:rPr>
+          <m:t>(</m:t>
+        </m:r>
+        <m:r>
+          <m:t>5</m:t>
+        </m:r>
+        <m:r>
+          <m:t>π</m:t>
+        </m:r>
+        <m:r>
+          <m:rPr>
+            <m:sty m:val="p"/>
+          </m:rPr>
+          <m:t>/</m:t>
+        </m:r>
+        <m:r>
+          <m:t>6</m:t>
+        </m:r>
+        <m:r>
+          <m:rPr>
+            <m:sty m:val="p"/>
+          </m:rPr>
+          <m:t>)</m:t>
+        </m:r>
         <m:r>
           <m:rPr>
             <m:sty m:val="p"/>
@@ -2979,31 +3137,33 @@
           </m:rPr>
           <m:t>sin</m:t>
         </m:r>
-        <m:d>
-          <m:dPr>
-            <m:begChr m:val="("/>
-            <m:sepChr m:val=""/>
-            <m:endChr m:val=")"/>
-            <m:grow/>
-          </m:dPr>
-          <m:e>
-            <m:r>
-              <m:t>3</m:t>
-            </m:r>
-            <m:r>
-              <m:t>π</m:t>
-            </m:r>
-            <m:r>
-              <m:rPr>
-                <m:sty m:val="p"/>
-              </m:rPr>
-              <m:t>/</m:t>
-            </m:r>
-            <m:r>
-              <m:t>4</m:t>
-            </m:r>
-          </m:e>
-        </m:d>
+        <m:r>
+          <m:rPr>
+            <m:sty m:val="p"/>
+          </m:rPr>
+          <m:t>(</m:t>
+        </m:r>
+        <m:r>
+          <m:t>3</m:t>
+        </m:r>
+        <m:r>
+          <m:t>π</m:t>
+        </m:r>
+        <m:r>
+          <m:rPr>
+            <m:sty m:val="p"/>
+          </m:rPr>
+          <m:t>/</m:t>
+        </m:r>
+        <m:r>
+          <m:t>4</m:t>
+        </m:r>
+        <m:r>
+          <m:rPr>
+            <m:sty m:val="p"/>
+          </m:rPr>
+          <m:t>)</m:t>
+        </m:r>
         <m:r>
           <m:rPr>
             <m:sty m:val="p"/>
@@ -3047,31 +3207,33 @@
           </m:rPr>
           <m:t>sin</m:t>
         </m:r>
-        <m:d>
-          <m:dPr>
-            <m:begChr m:val="("/>
-            <m:sepChr m:val=""/>
-            <m:endChr m:val=")"/>
-            <m:grow/>
-          </m:dPr>
-          <m:e>
-            <m:r>
-              <m:t>5</m:t>
-            </m:r>
-            <m:r>
-              <m:t>π</m:t>
-            </m:r>
-            <m:r>
-              <m:rPr>
-                <m:sty m:val="p"/>
-              </m:rPr>
-              <m:t>/</m:t>
-            </m:r>
-            <m:r>
-              <m:t>4</m:t>
-            </m:r>
-          </m:e>
-        </m:d>
+        <m:r>
+          <m:rPr>
+            <m:sty m:val="p"/>
+          </m:rPr>
+          <m:t>(</m:t>
+        </m:r>
+        <m:r>
+          <m:t>5</m:t>
+        </m:r>
+        <m:r>
+          <m:t>π</m:t>
+        </m:r>
+        <m:r>
+          <m:rPr>
+            <m:sty m:val="p"/>
+          </m:rPr>
+          <m:t>/</m:t>
+        </m:r>
+        <m:r>
+          <m:t>4</m:t>
+        </m:r>
+        <m:r>
+          <m:rPr>
+            <m:sty m:val="p"/>
+          </m:rPr>
+          <m:t>)</m:t>
+        </m:r>
         <m:r>
           <m:rPr>
             <m:sty m:val="p"/>
@@ -3129,31 +3291,33 @@
           </m:rPr>
           <m:t>cos</m:t>
         </m:r>
-        <m:d>
-          <m:dPr>
-            <m:begChr m:val="("/>
-            <m:sepChr m:val=""/>
-            <m:endChr m:val=")"/>
-            <m:grow/>
-          </m:dPr>
-          <m:e>
-            <m:r>
-              <m:t>13</m:t>
-            </m:r>
-            <m:r>
-              <m:t>π</m:t>
-            </m:r>
-            <m:r>
-              <m:rPr>
-                <m:sty m:val="p"/>
-              </m:rPr>
-              <m:t>/</m:t>
-            </m:r>
-            <m:r>
-              <m:t>18</m:t>
-            </m:r>
-          </m:e>
-        </m:d>
+        <m:r>
+          <m:rPr>
+            <m:sty m:val="p"/>
+          </m:rPr>
+          <m:t>(</m:t>
+        </m:r>
+        <m:r>
+          <m:t>13</m:t>
+        </m:r>
+        <m:r>
+          <m:t>π</m:t>
+        </m:r>
+        <m:r>
+          <m:rPr>
+            <m:sty m:val="p"/>
+          </m:rPr>
+          <m:t>/</m:t>
+        </m:r>
+        <m:r>
+          <m:t>18</m:t>
+        </m:r>
+        <m:r>
+          <m:rPr>
+            <m:sty m:val="p"/>
+          </m:rPr>
+          <m:t>)</m:t>
+        </m:r>
         <m:r>
           <m:rPr>
             <m:sty m:val="p"/>
@@ -3177,8 +3341,8 @@
         <w:t xml:space="preserve">to three decimal places.</w:t>
       </w:r>
     </w:p>
-    <w:bookmarkEnd w:id="23"/>
-    <w:bookmarkStart w:id="24" w:name="q4"/>
+    <w:bookmarkEnd w:id="12"/>
+    <w:bookmarkStart w:id="13" w:name="q4"/>
     <w:p>
       <w:pPr>
         <w:pStyle w:val="Heading2"/>
@@ -3204,28 +3368,30 @@
           </m:rPr>
           <m:t>sin</m:t>
         </m:r>
-        <m:d>
-          <m:dPr>
-            <m:begChr m:val="("/>
-            <m:sepChr m:val=""/>
-            <m:endChr m:val=")"/>
-            <m:grow/>
-          </m:dPr>
-          <m:e>
-            <m:r>
-              <m:t>π</m:t>
-            </m:r>
-            <m:r>
-              <m:rPr>
-                <m:sty m:val="p"/>
-              </m:rPr>
-              <m:t>/</m:t>
-            </m:r>
-            <m:r>
-              <m:t>12</m:t>
-            </m:r>
-          </m:e>
-        </m:d>
+        <m:r>
+          <m:rPr>
+            <m:sty m:val="p"/>
+          </m:rPr>
+          <m:t>(</m:t>
+        </m:r>
+        <m:r>
+          <m:t>π</m:t>
+        </m:r>
+        <m:r>
+          <m:rPr>
+            <m:sty m:val="p"/>
+          </m:rPr>
+          <m:t>/</m:t>
+        </m:r>
+        <m:r>
+          <m:t>12</m:t>
+        </m:r>
+        <m:r>
+          <m:rPr>
+            <m:sty m:val="p"/>
+          </m:rPr>
+          <m:t>)</m:t>
+        </m:r>
         <m:r>
           <m:rPr>
             <m:sty m:val="p"/>
@@ -3238,56 +3404,60 @@
           </m:rPr>
           <m:t>sin</m:t>
         </m:r>
-        <m:d>
-          <m:dPr>
-            <m:begChr m:val="("/>
-            <m:sepChr m:val=""/>
-            <m:endChr m:val=")"/>
-            <m:grow/>
-          </m:dPr>
-          <m:e>
-            <m:r>
-              <m:t>π</m:t>
-            </m:r>
-            <m:r>
-              <m:rPr>
-                <m:sty m:val="p"/>
-              </m:rPr>
-              <m:t>/</m:t>
-            </m:r>
-            <m:r>
-              <m:t>4</m:t>
-            </m:r>
-          </m:e>
-        </m:d>
+        <m:r>
+          <m:rPr>
+            <m:sty m:val="p"/>
+          </m:rPr>
+          <m:t>(</m:t>
+        </m:r>
+        <m:r>
+          <m:t>π</m:t>
+        </m:r>
+        <m:r>
+          <m:rPr>
+            <m:sty m:val="p"/>
+          </m:rPr>
+          <m:t>/</m:t>
+        </m:r>
+        <m:r>
+          <m:t>4</m:t>
+        </m:r>
+        <m:r>
+          <m:rPr>
+            <m:sty m:val="p"/>
+          </m:rPr>
+          <m:t>)</m:t>
+        </m:r>
         <m:r>
           <m:rPr>
             <m:sty m:val="p"/>
           </m:rPr>
           <m:t>cos</m:t>
         </m:r>
-        <m:d>
-          <m:dPr>
-            <m:begChr m:val="("/>
-            <m:sepChr m:val=""/>
-            <m:endChr m:val=")"/>
-            <m:grow/>
-          </m:dPr>
-          <m:e>
-            <m:r>
-              <m:t>π</m:t>
-            </m:r>
-            <m:r>
-              <m:rPr>
-                <m:sty m:val="p"/>
-              </m:rPr>
-              <m:t>/</m:t>
-            </m:r>
-            <m:r>
-              <m:t>6</m:t>
-            </m:r>
-          </m:e>
-        </m:d>
+        <m:r>
+          <m:rPr>
+            <m:sty m:val="p"/>
+          </m:rPr>
+          <m:t>(</m:t>
+        </m:r>
+        <m:r>
+          <m:t>π</m:t>
+        </m:r>
+        <m:r>
+          <m:rPr>
+            <m:sty m:val="p"/>
+          </m:rPr>
+          <m:t>/</m:t>
+        </m:r>
+        <m:r>
+          <m:t>6</m:t>
+        </m:r>
+        <m:r>
+          <m:rPr>
+            <m:sty m:val="p"/>
+          </m:rPr>
+          <m:t>)</m:t>
+        </m:r>
         <m:r>
           <m:rPr>
             <m:sty m:val="p"/>
@@ -3300,56 +3470,60 @@
           </m:rPr>
           <m:t>cos</m:t>
         </m:r>
-        <m:d>
-          <m:dPr>
-            <m:begChr m:val="("/>
-            <m:sepChr m:val=""/>
-            <m:endChr m:val=")"/>
-            <m:grow/>
-          </m:dPr>
-          <m:e>
-            <m:r>
-              <m:t>π</m:t>
-            </m:r>
-            <m:r>
-              <m:rPr>
-                <m:sty m:val="p"/>
-              </m:rPr>
-              <m:t>/</m:t>
-            </m:r>
-            <m:r>
-              <m:t>4</m:t>
-            </m:r>
-          </m:e>
-        </m:d>
+        <m:r>
+          <m:rPr>
+            <m:sty m:val="p"/>
+          </m:rPr>
+          <m:t>(</m:t>
+        </m:r>
+        <m:r>
+          <m:t>π</m:t>
+        </m:r>
+        <m:r>
+          <m:rPr>
+            <m:sty m:val="p"/>
+          </m:rPr>
+          <m:t>/</m:t>
+        </m:r>
+        <m:r>
+          <m:t>4</m:t>
+        </m:r>
+        <m:r>
+          <m:rPr>
+            <m:sty m:val="p"/>
+          </m:rPr>
+          <m:t>)</m:t>
+        </m:r>
         <m:r>
           <m:rPr>
             <m:sty m:val="p"/>
           </m:rPr>
           <m:t>sin</m:t>
         </m:r>
-        <m:d>
-          <m:dPr>
-            <m:begChr m:val="("/>
-            <m:sepChr m:val=""/>
-            <m:endChr m:val=")"/>
-            <m:grow/>
-          </m:dPr>
-          <m:e>
-            <m:r>
-              <m:t>π</m:t>
-            </m:r>
-            <m:r>
-              <m:rPr>
-                <m:sty m:val="p"/>
-              </m:rPr>
-              <m:t>/</m:t>
-            </m:r>
-            <m:r>
-              <m:t>6</m:t>
-            </m:r>
-          </m:e>
-        </m:d>
+        <m:r>
+          <m:rPr>
+            <m:sty m:val="p"/>
+          </m:rPr>
+          <m:t>(</m:t>
+        </m:r>
+        <m:r>
+          <m:t>π</m:t>
+        </m:r>
+        <m:r>
+          <m:rPr>
+            <m:sty m:val="p"/>
+          </m:rPr>
+          <m:t>/</m:t>
+        </m:r>
+        <m:r>
+          <m:t>6</m:t>
+        </m:r>
+        <m:r>
+          <m:rPr>
+            <m:sty m:val="p"/>
+          </m:rPr>
+          <m:t>)</m:t>
+        </m:r>
         <m:r>
           <m:rPr>
             <m:sty m:val="p"/>
@@ -3493,28 +3667,30 @@
           </m:rPr>
           <m:t>cos</m:t>
         </m:r>
-        <m:d>
-          <m:dPr>
-            <m:begChr m:val="("/>
-            <m:sepChr m:val=""/>
-            <m:endChr m:val=")"/>
-            <m:grow/>
-          </m:dPr>
-          <m:e>
-            <m:r>
-              <m:t>π</m:t>
-            </m:r>
-            <m:r>
-              <m:rPr>
-                <m:sty m:val="p"/>
-              </m:rPr>
-              <m:t>/</m:t>
-            </m:r>
-            <m:r>
-              <m:t>12</m:t>
-            </m:r>
-          </m:e>
-        </m:d>
+        <m:r>
+          <m:rPr>
+            <m:sty m:val="p"/>
+          </m:rPr>
+          <m:t>(</m:t>
+        </m:r>
+        <m:r>
+          <m:t>π</m:t>
+        </m:r>
+        <m:r>
+          <m:rPr>
+            <m:sty m:val="p"/>
+          </m:rPr>
+          <m:t>/</m:t>
+        </m:r>
+        <m:r>
+          <m:t>12</m:t>
+        </m:r>
+        <m:r>
+          <m:rPr>
+            <m:sty m:val="p"/>
+          </m:rPr>
+          <m:t>)</m:t>
+        </m:r>
         <m:r>
           <m:rPr>
             <m:sty m:val="p"/>
@@ -3586,28 +3762,30 @@
           </m:rPr>
           <m:t>tan</m:t>
         </m:r>
-        <m:d>
-          <m:dPr>
-            <m:begChr m:val="("/>
-            <m:sepChr m:val=""/>
-            <m:endChr m:val=")"/>
-            <m:grow/>
-          </m:dPr>
-          <m:e>
-            <m:r>
-              <m:t>π</m:t>
-            </m:r>
-            <m:r>
-              <m:rPr>
-                <m:sty m:val="p"/>
-              </m:rPr>
-              <m:t>/</m:t>
-            </m:r>
-            <m:r>
-              <m:t>12</m:t>
-            </m:r>
-          </m:e>
-        </m:d>
+        <m:r>
+          <m:rPr>
+            <m:sty m:val="p"/>
+          </m:rPr>
+          <m:t>(</m:t>
+        </m:r>
+        <m:r>
+          <m:t>π</m:t>
+        </m:r>
+        <m:r>
+          <m:rPr>
+            <m:sty m:val="p"/>
+          </m:rPr>
+          <m:t>/</m:t>
+        </m:r>
+        <m:r>
+          <m:t>12</m:t>
+        </m:r>
+        <m:r>
+          <m:rPr>
+            <m:sty m:val="p"/>
+          </m:rPr>
+          <m:t>)</m:t>
+        </m:r>
         <m:r>
           <m:rPr>
             <m:sty m:val="p"/>
@@ -3685,31 +3863,33 @@
           </m:rPr>
           <m:t>sin</m:t>
         </m:r>
-        <m:d>
-          <m:dPr>
-            <m:begChr m:val="("/>
-            <m:sepChr m:val=""/>
-            <m:endChr m:val=")"/>
-            <m:grow/>
-          </m:dPr>
-          <m:e>
-            <m:r>
-              <m:t>5</m:t>
-            </m:r>
-            <m:r>
-              <m:t>π</m:t>
-            </m:r>
-            <m:r>
-              <m:rPr>
-                <m:sty m:val="p"/>
-              </m:rPr>
-              <m:t>/</m:t>
-            </m:r>
-            <m:r>
-              <m:t>12</m:t>
-            </m:r>
-          </m:e>
-        </m:d>
+        <m:r>
+          <m:rPr>
+            <m:sty m:val="p"/>
+          </m:rPr>
+          <m:t>(</m:t>
+        </m:r>
+        <m:r>
+          <m:t>5</m:t>
+        </m:r>
+        <m:r>
+          <m:t>π</m:t>
+        </m:r>
+        <m:r>
+          <m:rPr>
+            <m:sty m:val="p"/>
+          </m:rPr>
+          <m:t>/</m:t>
+        </m:r>
+        <m:r>
+          <m:t>12</m:t>
+        </m:r>
+        <m:r>
+          <m:rPr>
+            <m:sty m:val="p"/>
+          </m:rPr>
+          <m:t>)</m:t>
+        </m:r>
         <m:r>
           <m:rPr>
             <m:sty m:val="p"/>
@@ -3722,56 +3902,60 @@
           </m:rPr>
           <m:t>sin</m:t>
         </m:r>
-        <m:d>
-          <m:dPr>
-            <m:begChr m:val="("/>
-            <m:sepChr m:val=""/>
-            <m:endChr m:val=")"/>
-            <m:grow/>
-          </m:dPr>
-          <m:e>
-            <m:r>
-              <m:t>π</m:t>
-            </m:r>
-            <m:r>
-              <m:rPr>
-                <m:sty m:val="p"/>
-              </m:rPr>
-              <m:t>/</m:t>
-            </m:r>
-            <m:r>
-              <m:t>4</m:t>
-            </m:r>
-          </m:e>
-        </m:d>
+        <m:r>
+          <m:rPr>
+            <m:sty m:val="p"/>
+          </m:rPr>
+          <m:t>(</m:t>
+        </m:r>
+        <m:r>
+          <m:t>π</m:t>
+        </m:r>
+        <m:r>
+          <m:rPr>
+            <m:sty m:val="p"/>
+          </m:rPr>
+          <m:t>/</m:t>
+        </m:r>
+        <m:r>
+          <m:t>4</m:t>
+        </m:r>
+        <m:r>
+          <m:rPr>
+            <m:sty m:val="p"/>
+          </m:rPr>
+          <m:t>)</m:t>
+        </m:r>
         <m:r>
           <m:rPr>
             <m:sty m:val="p"/>
           </m:rPr>
           <m:t>cos</m:t>
         </m:r>
-        <m:d>
-          <m:dPr>
-            <m:begChr m:val="("/>
-            <m:sepChr m:val=""/>
-            <m:endChr m:val=")"/>
-            <m:grow/>
-          </m:dPr>
-          <m:e>
-            <m:r>
-              <m:t>π</m:t>
-            </m:r>
-            <m:r>
-              <m:rPr>
-                <m:sty m:val="p"/>
-              </m:rPr>
-              <m:t>/</m:t>
-            </m:r>
-            <m:r>
-              <m:t>6</m:t>
-            </m:r>
-          </m:e>
-        </m:d>
+        <m:r>
+          <m:rPr>
+            <m:sty m:val="p"/>
+          </m:rPr>
+          <m:t>(</m:t>
+        </m:r>
+        <m:r>
+          <m:t>π</m:t>
+        </m:r>
+        <m:r>
+          <m:rPr>
+            <m:sty m:val="p"/>
+          </m:rPr>
+          <m:t>/</m:t>
+        </m:r>
+        <m:r>
+          <m:t>6</m:t>
+        </m:r>
+        <m:r>
+          <m:rPr>
+            <m:sty m:val="p"/>
+          </m:rPr>
+          <m:t>)</m:t>
+        </m:r>
         <m:r>
           <m:rPr>
             <m:sty m:val="p"/>
@@ -3784,56 +3968,60 @@
           </m:rPr>
           <m:t>cos</m:t>
         </m:r>
-        <m:d>
-          <m:dPr>
-            <m:begChr m:val="("/>
-            <m:sepChr m:val=""/>
-            <m:endChr m:val=")"/>
-            <m:grow/>
-          </m:dPr>
-          <m:e>
-            <m:r>
-              <m:t>π</m:t>
-            </m:r>
-            <m:r>
-              <m:rPr>
-                <m:sty m:val="p"/>
-              </m:rPr>
-              <m:t>/</m:t>
-            </m:r>
-            <m:r>
-              <m:t>4</m:t>
-            </m:r>
-          </m:e>
-        </m:d>
+        <m:r>
+          <m:rPr>
+            <m:sty m:val="p"/>
+          </m:rPr>
+          <m:t>(</m:t>
+        </m:r>
+        <m:r>
+          <m:t>π</m:t>
+        </m:r>
+        <m:r>
+          <m:rPr>
+            <m:sty m:val="p"/>
+          </m:rPr>
+          <m:t>/</m:t>
+        </m:r>
+        <m:r>
+          <m:t>4</m:t>
+        </m:r>
+        <m:r>
+          <m:rPr>
+            <m:sty m:val="p"/>
+          </m:rPr>
+          <m:t>)</m:t>
+        </m:r>
         <m:r>
           <m:rPr>
             <m:sty m:val="p"/>
           </m:rPr>
           <m:t>sin</m:t>
         </m:r>
-        <m:d>
-          <m:dPr>
-            <m:begChr m:val="("/>
-            <m:sepChr m:val=""/>
-            <m:endChr m:val=")"/>
-            <m:grow/>
-          </m:dPr>
-          <m:e>
-            <m:r>
-              <m:t>π</m:t>
-            </m:r>
-            <m:r>
-              <m:rPr>
-                <m:sty m:val="p"/>
-              </m:rPr>
-              <m:t>/</m:t>
-            </m:r>
-            <m:r>
-              <m:t>6</m:t>
-            </m:r>
-          </m:e>
-        </m:d>
+        <m:r>
+          <m:rPr>
+            <m:sty m:val="p"/>
+          </m:rPr>
+          <m:t>(</m:t>
+        </m:r>
+        <m:r>
+          <m:t>π</m:t>
+        </m:r>
+        <m:r>
+          <m:rPr>
+            <m:sty m:val="p"/>
+          </m:rPr>
+          <m:t>/</m:t>
+        </m:r>
+        <m:r>
+          <m:t>6</m:t>
+        </m:r>
+        <m:r>
+          <m:rPr>
+            <m:sty m:val="p"/>
+          </m:rPr>
+          <m:t>)</m:t>
+        </m:r>
         <m:r>
           <m:rPr>
             <m:sty m:val="p"/>
@@ -3905,31 +4093,33 @@
           </m:rPr>
           <m:t>cos</m:t>
         </m:r>
-        <m:d>
-          <m:dPr>
-            <m:begChr m:val="("/>
-            <m:sepChr m:val=""/>
-            <m:endChr m:val=")"/>
-            <m:grow/>
-          </m:dPr>
-          <m:e>
-            <m:r>
-              <m:t>5</m:t>
-            </m:r>
-            <m:r>
-              <m:t>π</m:t>
-            </m:r>
-            <m:r>
-              <m:rPr>
-                <m:sty m:val="p"/>
-              </m:rPr>
-              <m:t>/</m:t>
-            </m:r>
-            <m:r>
-              <m:t>12</m:t>
-            </m:r>
-          </m:e>
-        </m:d>
+        <m:r>
+          <m:rPr>
+            <m:sty m:val="p"/>
+          </m:rPr>
+          <m:t>(</m:t>
+        </m:r>
+        <m:r>
+          <m:t>5</m:t>
+        </m:r>
+        <m:r>
+          <m:t>π</m:t>
+        </m:r>
+        <m:r>
+          <m:rPr>
+            <m:sty m:val="p"/>
+          </m:rPr>
+          <m:t>/</m:t>
+        </m:r>
+        <m:r>
+          <m:t>12</m:t>
+        </m:r>
+        <m:r>
+          <m:rPr>
+            <m:sty m:val="p"/>
+          </m:rPr>
+          <m:t>)</m:t>
+        </m:r>
         <m:r>
           <m:rPr>
             <m:sty m:val="p"/>
@@ -4001,31 +4191,33 @@
           </m:rPr>
           <m:t>tan</m:t>
         </m:r>
-        <m:d>
-          <m:dPr>
-            <m:begChr m:val="("/>
-            <m:sepChr m:val=""/>
-            <m:endChr m:val=")"/>
-            <m:grow/>
-          </m:dPr>
-          <m:e>
-            <m:r>
-              <m:t>5</m:t>
-            </m:r>
-            <m:r>
-              <m:t>π</m:t>
-            </m:r>
-            <m:r>
-              <m:rPr>
-                <m:sty m:val="p"/>
-              </m:rPr>
-              <m:t>/</m:t>
-            </m:r>
-            <m:r>
-              <m:t>12</m:t>
-            </m:r>
-          </m:e>
-        </m:d>
+        <m:r>
+          <m:rPr>
+            <m:sty m:val="p"/>
+          </m:rPr>
+          <m:t>(</m:t>
+        </m:r>
+        <m:r>
+          <m:t>5</m:t>
+        </m:r>
+        <m:r>
+          <m:t>π</m:t>
+        </m:r>
+        <m:r>
+          <m:rPr>
+            <m:sty m:val="p"/>
+          </m:rPr>
+          <m:t>/</m:t>
+        </m:r>
+        <m:r>
+          <m:t>12</m:t>
+        </m:r>
+        <m:r>
+          <m:rPr>
+            <m:sty m:val="p"/>
+          </m:rPr>
+          <m:t>)</m:t>
+        </m:r>
         <m:r>
           <m:rPr>
             <m:sty m:val="p"/>
@@ -4097,8 +4289,8 @@
         </w:pict>
       </w:r>
     </w:p>
-    <w:bookmarkEnd w:id="24"/>
-    <w:bookmarkStart w:id="26" w:name="version-history-and-licensing"/>
+    <w:bookmarkEnd w:id="13"/>
+    <w:bookmarkStart w:id="15" w:name="version-history-and-licensing"/>
     <w:p>
       <w:pPr>
         <w:pStyle w:val="Heading2"/>
@@ -4131,7 +4323,7 @@
       <w:pPr>
         <w:pStyle w:val="FirstParagraph"/>
       </w:pPr>
-      <w:hyperlink r:id="rId25">
+      <w:hyperlink r:id="rId14">
         <w:r>
           <w:rPr>
             <w:rStyle w:val="Hyperlink"/>
@@ -4140,7 +4332,7 @@
         </w:r>
       </w:hyperlink>
     </w:p>
-    <w:bookmarkEnd w:id="26"/>
+    <w:bookmarkEnd w:id="15"/>
     <w:sectPr>
       <w:pgSz w:h="15840" w:w="12240"/>
       <w:pgMar w:bottom="1440" w:footer="720" w:gutter="0" w:header="720" w:left="1440" w:right="1440" w:top="1440"/>
